--- a/PHOCS-Docgentemplates/ReceiptTemplate.docx
+++ b/PHOCS-Docgentemplates/ReceiptTemplate.docx
@@ -18,6 +18,7 @@
         </w:rPr>
         <w:t>{{</w:t>
       </w:r>
+      <w:proofErr w:type="spellStart"/>
       <w:r>
         <w:rPr>
           <w:b/>
@@ -25,6 +26,7 @@
         </w:rPr>
         <w:t>InvoiceId</w:t>
       </w:r>
+      <w:proofErr w:type="spellEnd"/>
       <w:r>
         <w:rPr>
           <w:b/>
@@ -41,9 +43,11 @@
       <w:r>
         <w:t>{{</w:t>
       </w:r>
+      <w:proofErr w:type="spellStart"/>
       <w:r>
         <w:t>InvoiceCreatedDate</w:t>
       </w:r>
+      <w:proofErr w:type="spellEnd"/>
       <w:r>
         <w:t>}}</w:t>
       </w:r>
@@ -132,24 +136,28 @@
               </w:rPr>
               <w:t>In Account with: {{</w:t>
             </w:r>
+            <w:proofErr w:type="spellStart"/>
             <w:r>
               <w:rPr>
                 <w:rFonts w:ascii="Calibri" w:hAnsi="Calibri" w:cs="Calibri"/>
               </w:rPr>
               <w:t>FacilityName</w:t>
             </w:r>
+            <w:proofErr w:type="spellEnd"/>
             <w:r>
               <w:rPr>
                 <w:rFonts w:ascii="Calibri" w:hAnsi="Calibri" w:cs="Calibri"/>
               </w:rPr>
               <w:t>}} ({{</w:t>
             </w:r>
+            <w:proofErr w:type="spellStart"/>
             <w:r>
               <w:rPr>
                 <w:rFonts w:ascii="Calibri" w:hAnsi="Calibri" w:cs="Calibri"/>
               </w:rPr>
               <w:t>AccountNumber</w:t>
             </w:r>
+            <w:proofErr w:type="spellEnd"/>
             <w:r>
               <w:rPr>
                 <w:rFonts w:ascii="Calibri" w:hAnsi="Calibri" w:cs="Calibri"/>
@@ -177,8 +185,16 @@
               <w:rPr>
                 <w:rFonts w:ascii="Calibri" w:hAnsi="Calibri" w:cs="Calibri"/>
               </w:rPr>
-              <w:t>Attn: {{RelatedContactName</w:t>
-            </w:r>
+              <w:t>Attn: {{</w:t>
+            </w:r>
+            <w:proofErr w:type="spellStart"/>
+            <w:r>
+              <w:rPr>
+                <w:rFonts w:ascii="Calibri" w:hAnsi="Calibri" w:cs="Calibri"/>
+              </w:rPr>
+              <w:t>RelatedContactName</w:t>
+            </w:r>
+            <w:proofErr w:type="spellEnd"/>
             <w:r>
               <w:rPr>
                 <w:rFonts w:ascii="Calibri" w:hAnsi="Calibri" w:cs="Calibri"/>
@@ -201,6 +217,7 @@
               </w:rPr>
               <w:t>{{</w:t>
             </w:r>
+            <w:proofErr w:type="spellStart"/>
             <w:r>
               <w:rPr>
                 <w:rFonts w:ascii="Calibri" w:hAnsi="Calibri" w:cs="Calibri"/>
@@ -208,6 +225,7 @@
               </w:rPr>
               <w:t>OrganizationName</w:t>
             </w:r>
+            <w:proofErr w:type="spellEnd"/>
             <w:r>
               <w:rPr>
                 <w:rFonts w:ascii="Calibri" w:hAnsi="Calibri" w:cs="Calibri"/>
@@ -231,6 +249,7 @@
               </w:rPr>
               <w:t>{{</w:t>
             </w:r>
+            <w:proofErr w:type="spellStart"/>
             <w:r>
               <w:rPr>
                 <w:rFonts w:ascii="Calibri" w:hAnsi="Calibri" w:cs="Calibri"/>
@@ -238,6 +257,7 @@
               </w:rPr>
               <w:t>OrganizationBillingAddress</w:t>
             </w:r>
+            <w:proofErr w:type="spellEnd"/>
             <w:r>
               <w:rPr>
                 <w:rFonts w:ascii="Calibri" w:hAnsi="Calibri" w:cs="Calibri"/>
@@ -318,6 +338,7 @@
                     </w:rPr>
                     <w:t>{{</w:t>
                   </w:r>
+                  <w:proofErr w:type="spellStart"/>
                   <w:r>
                     <w:rPr>
                       <w:rFonts w:ascii="Calibri" w:hAnsi="Calibri" w:cs="Calibri"/>
@@ -325,6 +346,7 @@
                     </w:rPr>
                     <w:t>InvoiceId</w:t>
                   </w:r>
+                  <w:proofErr w:type="spellEnd"/>
                   <w:r>
                     <w:rPr>
                       <w:rFonts w:ascii="Calibri" w:hAnsi="Calibri" w:cs="Calibri"/>
@@ -364,7 +386,23 @@
                       <w:rFonts w:ascii="Calibri" w:hAnsi="Calibri" w:cs="Calibri"/>
                       <w:color w:val="000000" w:themeColor="text1"/>
                     </w:rPr>
-                    <w:t xml:space="preserve"> {{TotalFeeAmount}}</w:t>
+                    <w:t xml:space="preserve"> {{</w:t>
+                  </w:r>
+                  <w:proofErr w:type="spellStart"/>
+                  <w:r>
+                    <w:rPr>
+                      <w:rFonts w:ascii="Calibri" w:hAnsi="Calibri" w:cs="Calibri"/>
+                      <w:color w:val="000000" w:themeColor="text1"/>
+                    </w:rPr>
+                    <w:t>TotalFeeAmount</w:t>
+                  </w:r>
+                  <w:proofErr w:type="spellEnd"/>
+                  <w:r>
+                    <w:rPr>
+                      <w:rFonts w:ascii="Calibri" w:hAnsi="Calibri" w:cs="Calibri"/>
+                      <w:color w:val="000000" w:themeColor="text1"/>
+                    </w:rPr>
+                    <w:t>}}</w:t>
                   </w:r>
                 </w:p>
                 <w:p>
@@ -594,6 +632,12 @@
               <w:rPr>
                 <w:rFonts w:ascii="Calibri" w:hAnsi="Calibri" w:cs="Calibri"/>
               </w:rPr>
+              <w:t xml:space="preserve">                                                                        </w:t>
+            </w:r>
+            <w:r>
+              <w:rPr>
+                <w:rFonts w:ascii="Calibri" w:hAnsi="Calibri" w:cs="Calibri"/>
+              </w:rPr>
               <w:t>$</w:t>
             </w:r>
             <w:r>
@@ -602,12 +646,14 @@
               </w:rPr>
               <w:t>{{</w:t>
             </w:r>
+            <w:proofErr w:type="spellStart"/>
             <w:r>
               <w:rPr>
                 <w:rFonts w:ascii="Calibri" w:hAnsi="Calibri" w:cs="Calibri"/>
               </w:rPr>
               <w:t>FeeAmount</w:t>
             </w:r>
+            <w:proofErr w:type="spellEnd"/>
             <w:r>
               <w:rPr>
                 <w:rFonts w:ascii="Calibri" w:hAnsi="Calibri" w:cs="Calibri"/>
@@ -627,7 +673,27 @@
               <w:rPr>
                 <w:rFonts w:ascii="Calibri" w:hAnsi="Calibri" w:cs="Calibri"/>
               </w:rPr>
-              <w:t>{{/InvoiceItem}}</w:t>
+              <w:t xml:space="preserve">                                                                        </w:t>
+            </w:r>
+            <w:r>
+              <w:rPr>
+                <w:rFonts w:ascii="Calibri" w:hAnsi="Calibri" w:cs="Calibri"/>
+              </w:rPr>
+              <w:t>{{/</w:t>
+            </w:r>
+            <w:proofErr w:type="spellStart"/>
+            <w:r>
+              <w:rPr>
+                <w:rFonts w:ascii="Calibri" w:hAnsi="Calibri" w:cs="Calibri"/>
+              </w:rPr>
+              <w:t>InvoiceItem</w:t>
+            </w:r>
+            <w:proofErr w:type="spellEnd"/>
+            <w:r>
+              <w:rPr>
+                <w:rFonts w:ascii="Calibri" w:hAnsi="Calibri" w:cs="Calibri"/>
+              </w:rPr>
+              <w:t>}}</w:t>
             </w:r>
             <w:r>
               <w:rPr>
@@ -774,7 +840,21 @@
               <w:rPr>
                 <w:rFonts w:ascii="Calibri" w:hAnsi="Calibri" w:cs="Calibri"/>
               </w:rPr>
-              <w:t>{{TotalFeeAmount}}</w:t>
+              <w:t>{{</w:t>
+            </w:r>
+            <w:proofErr w:type="spellStart"/>
+            <w:r>
+              <w:rPr>
+                <w:rFonts w:ascii="Calibri" w:hAnsi="Calibri" w:cs="Calibri"/>
+              </w:rPr>
+              <w:t>TotalFeeAmount</w:t>
+            </w:r>
+            <w:proofErr w:type="spellEnd"/>
+            <w:r>
+              <w:rPr>
+                <w:rFonts w:ascii="Calibri" w:hAnsi="Calibri" w:cs="Calibri"/>
+              </w:rPr>
+              <w:t>}}</w:t>
             </w:r>
           </w:p>
         </w:tc>
@@ -813,7 +893,21 @@
               <w:rPr>
                 <w:rFonts w:ascii="Calibri" w:hAnsi="Calibri" w:cs="Calibri"/>
               </w:rPr>
-              <w:t>{{InvoicePaymentDate}}</w:t>
+              <w:t>{{</w:t>
+            </w:r>
+            <w:proofErr w:type="spellStart"/>
+            <w:r>
+              <w:rPr>
+                <w:rFonts w:ascii="Calibri" w:hAnsi="Calibri" w:cs="Calibri"/>
+              </w:rPr>
+              <w:t>InvoicePaymentDate</w:t>
+            </w:r>
+            <w:proofErr w:type="spellEnd"/>
+            <w:r>
+              <w:rPr>
+                <w:rFonts w:ascii="Calibri" w:hAnsi="Calibri" w:cs="Calibri"/>
+              </w:rPr>
+              <w:t>}}</w:t>
             </w:r>
             <w:r>
               <w:rPr>
@@ -851,7 +945,21 @@
               <w:rPr>
                 <w:rFonts w:ascii="Calibri" w:hAnsi="Calibri" w:cs="Calibri"/>
               </w:rPr>
-              <w:t>{{TotalFeeAmount}}</w:t>
+              <w:t>{{</w:t>
+            </w:r>
+            <w:proofErr w:type="spellStart"/>
+            <w:r>
+              <w:rPr>
+                <w:rFonts w:ascii="Calibri" w:hAnsi="Calibri" w:cs="Calibri"/>
+              </w:rPr>
+              <w:t>TotalFeeAmount</w:t>
+            </w:r>
+            <w:proofErr w:type="spellEnd"/>
+            <w:r>
+              <w:rPr>
+                <w:rFonts w:ascii="Calibri" w:hAnsi="Calibri" w:cs="Calibri"/>
+              </w:rPr>
+              <w:t>}}</w:t>
             </w:r>
           </w:p>
           <w:p>
@@ -2499,12 +2607,7 @@
 </file>
 
 <file path=customXml/item1.xml><?xml version="1.0" encoding="utf-8"?>
-<?mso-contentType ?>
-<FormTemplates xmlns="http://schemas.microsoft.com/sharepoint/v3/contenttype/forms">
-  <Display>DocumentLibraryForm</Display>
-  <Edit>DocumentLibraryForm</Edit>
-  <New>DocumentLibraryForm</New>
-</FormTemplates>
+<b:Sources xmlns:b="http://schemas.openxmlformats.org/officeDocument/2006/bibliography" xmlns="http://schemas.openxmlformats.org/officeDocument/2006/bibliography" SelectedStyle="\APASixthEditionOfficeOnline.xsl" StyleName="APA" Version="6"/>
 </file>
 
 <file path=customXml/item2.xml><?xml version="1.0" encoding="utf-8"?>
@@ -2703,7 +2806,12 @@
 </file>
 
 <file path=customXml/item3.xml><?xml version="1.0" encoding="utf-8"?>
-<b:Sources xmlns:b="http://schemas.openxmlformats.org/officeDocument/2006/bibliography" xmlns="http://schemas.openxmlformats.org/officeDocument/2006/bibliography" SelectedStyle="\APASixthEditionOfficeOnline.xsl" StyleName="APA" Version="6"/>
+<?mso-contentType ?>
+<FormTemplates xmlns="http://schemas.microsoft.com/sharepoint/v3/contenttype/forms">
+  <Display>DocumentLibraryForm</Display>
+  <Edit>DocumentLibraryForm</Edit>
+  <New>DocumentLibraryForm</New>
+</FormTemplates>
 </file>
 
 <file path=customXml/item4.xml><?xml version="1.0" encoding="utf-8"?>
@@ -2718,9 +2826,9 @@
 </file>
 
 <file path=customXml/itemProps1.xml><?xml version="1.0" encoding="utf-8"?>
-<ds:datastoreItem xmlns:ds="http://schemas.openxmlformats.org/officeDocument/2006/customXml" ds:itemID="{7AEE33C5-9661-480F-959B-AFFFC66F17A8}">
+<ds:datastoreItem xmlns:ds="http://schemas.openxmlformats.org/officeDocument/2006/customXml" ds:itemID="{4ED29D6A-D393-4B98-A0F9-4FDED2BF1747}">
   <ds:schemaRefs>
-    <ds:schemaRef ds:uri="http://schemas.microsoft.com/sharepoint/v3/contenttype/forms"/>
+    <ds:schemaRef ds:uri="http://schemas.openxmlformats.org/officeDocument/2006/bibliography"/>
   </ds:schemaRefs>
 </ds:datastoreItem>
 </file>
@@ -2745,9 +2853,9 @@
 </file>
 
 <file path=customXml/itemProps3.xml><?xml version="1.0" encoding="utf-8"?>
-<ds:datastoreItem xmlns:ds="http://schemas.openxmlformats.org/officeDocument/2006/customXml" ds:itemID="{4ED29D6A-D393-4B98-A0F9-4FDED2BF1747}">
+<ds:datastoreItem xmlns:ds="http://schemas.openxmlformats.org/officeDocument/2006/customXml" ds:itemID="{7AEE33C5-9661-480F-959B-AFFFC66F17A8}">
   <ds:schemaRefs>
-    <ds:schemaRef ds:uri="http://schemas.openxmlformats.org/officeDocument/2006/bibliography"/>
+    <ds:schemaRef ds:uri="http://schemas.microsoft.com/sharepoint/v3/contenttype/forms"/>
   </ds:schemaRefs>
 </ds:datastoreItem>
 </file>

--- a/PHOCS-Docgentemplates/ReceiptTemplate.docx
+++ b/PHOCS-Docgentemplates/ReceiptTemplate.docx
@@ -134,7 +134,14 @@
               <w:rPr>
                 <w:rFonts w:ascii="Calibri" w:hAnsi="Calibri" w:cs="Calibri"/>
               </w:rPr>
-              <w:t>In Account with: {{</w:t>
+              <w:t xml:space="preserve">In Account </w:t>
+            </w:r>
+            <w:proofErr w:type="gramStart"/>
+            <w:r>
+              <w:rPr>
+                <w:rFonts w:ascii="Calibri" w:hAnsi="Calibri" w:cs="Calibri"/>
+              </w:rPr>
+              <w:t>with: {{</w:t>
             </w:r>
             <w:proofErr w:type="spellStart"/>
             <w:r>
@@ -164,6 +171,7 @@
               </w:rPr>
               <w:t>}})</w:t>
             </w:r>
+            <w:proofErr w:type="gramEnd"/>
           </w:p>
           <w:p>
             <w:pPr>
@@ -181,6 +189,7 @@
                 <w:color w:val="156082" w:themeColor="accent1"/>
               </w:rPr>
             </w:pPr>
+            <w:proofErr w:type="gramStart"/>
             <w:r>
               <w:rPr>
                 <w:rFonts w:ascii="Calibri" w:hAnsi="Calibri" w:cs="Calibri"/>
@@ -188,6 +197,7 @@
               <w:t>Attn: {{</w:t>
             </w:r>
             <w:proofErr w:type="spellStart"/>
+            <w:proofErr w:type="gramEnd"/>
             <w:r>
               <w:rPr>
                 <w:rFonts w:ascii="Calibri" w:hAnsi="Calibri" w:cs="Calibri"/>
@@ -347,12 +357,21 @@
                     <w:t>InvoiceId</w:t>
                   </w:r>
                   <w:proofErr w:type="spellEnd"/>
+                  <w:proofErr w:type="gramStart"/>
                   <w:r>
                     <w:rPr>
                       <w:rFonts w:ascii="Calibri" w:hAnsi="Calibri" w:cs="Calibri"/>
                       <w:color w:val="000000" w:themeColor="text1"/>
                     </w:rPr>
-                    <w:t xml:space="preserve">}}                                                                                                                       </w:t>
+                    <w:t xml:space="preserve">}}   </w:t>
+                  </w:r>
+                  <w:proofErr w:type="gramEnd"/>
+                  <w:r>
+                    <w:rPr>
+                      <w:rFonts w:ascii="Calibri" w:hAnsi="Calibri" w:cs="Calibri"/>
+                      <w:color w:val="000000" w:themeColor="text1"/>
+                    </w:rPr>
+                    <w:t xml:space="preserve">                                                                                                                    </w:t>
                   </w:r>
                 </w:p>
               </w:tc>
@@ -379,14 +398,32 @@
                       <w:bCs/>
                       <w:color w:val="000000" w:themeColor="text1"/>
                     </w:rPr>
-                    <w:t xml:space="preserve">Total due: </w:t>
+                    <w:t>Total due</w:t>
+                  </w:r>
+                  <w:proofErr w:type="gramStart"/>
+                  <w:r>
+                    <w:rPr>
+                      <w:rFonts w:ascii="Calibri" w:hAnsi="Calibri" w:cs="Calibri"/>
+                      <w:b/>
+                      <w:bCs/>
+                      <w:color w:val="000000" w:themeColor="text1"/>
+                    </w:rPr>
+                    <w:t xml:space="preserve">: </w:t>
                   </w:r>
                   <w:r>
                     <w:rPr>
                       <w:rFonts w:ascii="Calibri" w:hAnsi="Calibri" w:cs="Calibri"/>
                       <w:color w:val="000000" w:themeColor="text1"/>
                     </w:rPr>
-                    <w:t xml:space="preserve"> {{</w:t>
+                    <w:t xml:space="preserve"> {</w:t>
+                  </w:r>
+                  <w:proofErr w:type="gramEnd"/>
+                  <w:r>
+                    <w:rPr>
+                      <w:rFonts w:ascii="Calibri" w:hAnsi="Calibri" w:cs="Calibri"/>
+                      <w:color w:val="000000" w:themeColor="text1"/>
+                    </w:rPr>
+                    <w:t>{</w:t>
                   </w:r>
                   <w:proofErr w:type="spellStart"/>
                   <w:r>
@@ -442,9 +479,9 @@
         <w:tblLook w:val="04A0" w:firstRow="1" w:lastRow="0" w:firstColumn="1" w:lastColumn="0" w:noHBand="0" w:noVBand="1"/>
       </w:tblPr>
       <w:tblGrid>
-        <w:gridCol w:w="720"/>
-        <w:gridCol w:w="5366"/>
-        <w:gridCol w:w="5704"/>
+        <w:gridCol w:w="1170"/>
+        <w:gridCol w:w="4991"/>
+        <w:gridCol w:w="5629"/>
       </w:tblGrid>
       <w:tr>
         <w:trPr>
@@ -452,7 +489,48 @@
         </w:trPr>
         <w:tc>
           <w:tcPr>
-            <w:tcW w:w="720" w:type="dxa"/>
+            <w:tcW w:w="1170" w:type="dxa"/>
+            <w:tcBorders>
+              <w:top w:val="nil"/>
+              <w:left w:val="nil"/>
+              <w:bottom w:val="nil"/>
+              <w:right w:val="nil"/>
+            </w:tcBorders>
+            <w:shd w:val="clear" w:color="auto" w:fill="D9D9D9" w:themeFill="background1" w:themeFillShade="D9"/>
+          </w:tcPr>
+          <w:p>
+            <w:pPr>
+              <w:jc w:val="center"/>
+              <w:rPr>
+                <w:rFonts w:ascii="Calibri" w:hAnsi="Calibri" w:cs="Calibri"/>
+                <w:b/>
+                <w:bCs/>
+                <w:color w:val="000000" w:themeColor="text1"/>
+              </w:rPr>
+            </w:pPr>
+            <w:r>
+              <w:rPr>
+                <w:rFonts w:ascii="Calibri" w:hAnsi="Calibri" w:cs="Calibri"/>
+                <w:b/>
+                <w:bCs/>
+                <w:color w:val="000000" w:themeColor="text1"/>
+              </w:rPr>
+              <w:t xml:space="preserve">     </w:t>
+            </w:r>
+            <w:r>
+              <w:rPr>
+                <w:rFonts w:ascii="Calibri" w:hAnsi="Calibri" w:cs="Calibri"/>
+                <w:b/>
+                <w:bCs/>
+                <w:color w:val="000000" w:themeColor="text1"/>
+              </w:rPr>
+              <w:t>Item</w:t>
+            </w:r>
+          </w:p>
+        </w:tc>
+        <w:tc>
+          <w:tcPr>
+            <w:tcW w:w="4991" w:type="dxa"/>
             <w:tcBorders>
               <w:top w:val="nil"/>
               <w:left w:val="nil"/>
@@ -468,7 +546,6 @@
                 <w:rFonts w:ascii="Calibri" w:hAnsi="Calibri" w:cs="Calibri"/>
                 <w:b/>
                 <w:bCs/>
-                <w:color w:val="000000" w:themeColor="text1"/>
               </w:rPr>
             </w:pPr>
             <w:r>
@@ -476,15 +553,22 @@
                 <w:rFonts w:ascii="Calibri" w:hAnsi="Calibri" w:cs="Calibri"/>
                 <w:b/>
                 <w:bCs/>
-                <w:color w:val="000000" w:themeColor="text1"/>
-              </w:rPr>
-              <w:t>Item</w:t>
+              </w:rPr>
+              <w:t xml:space="preserve">  </w:t>
+            </w:r>
+            <w:r>
+              <w:rPr>
+                <w:rFonts w:ascii="Calibri" w:hAnsi="Calibri" w:cs="Calibri"/>
+                <w:b/>
+                <w:bCs/>
+              </w:rPr>
+              <w:t>Item Description</w:t>
             </w:r>
           </w:p>
         </w:tc>
         <w:tc>
           <w:tcPr>
-            <w:tcW w:w="5366" w:type="dxa"/>
+            <w:tcW w:w="5629" w:type="dxa"/>
             <w:tcBorders>
               <w:top w:val="nil"/>
               <w:left w:val="nil"/>
@@ -495,7 +579,7 @@
           </w:tcPr>
           <w:p>
             <w:pPr>
-              <w:jc w:val="both"/>
+              <w:jc w:val="right"/>
               <w:rPr>
                 <w:rFonts w:ascii="Calibri" w:hAnsi="Calibri" w:cs="Calibri"/>
                 <w:b/>
@@ -508,44 +592,15 @@
                 <w:b/>
                 <w:bCs/>
               </w:rPr>
-              <w:t>Item Description</w:t>
-            </w:r>
-          </w:p>
-        </w:tc>
-        <w:tc>
-          <w:tcPr>
-            <w:tcW w:w="5704" w:type="dxa"/>
-            <w:tcBorders>
-              <w:top w:val="nil"/>
-              <w:left w:val="nil"/>
-              <w:bottom w:val="nil"/>
-              <w:right w:val="nil"/>
-            </w:tcBorders>
-            <w:shd w:val="clear" w:color="auto" w:fill="D9D9D9" w:themeFill="background1" w:themeFillShade="D9"/>
-          </w:tcPr>
-          <w:p>
-            <w:pPr>
+              <w:t xml:space="preserve">                                 </w:t>
+            </w:r>
+            <w:r>
               <w:rPr>
                 <w:rFonts w:ascii="Calibri" w:hAnsi="Calibri" w:cs="Calibri"/>
                 <w:b/>
                 <w:bCs/>
               </w:rPr>
-            </w:pPr>
-            <w:r>
-              <w:rPr>
-                <w:rFonts w:ascii="Calibri" w:hAnsi="Calibri" w:cs="Calibri"/>
-                <w:b/>
-                <w:bCs/>
-              </w:rPr>
-              <w:t xml:space="preserve">                                 </w:t>
-            </w:r>
-            <w:r>
-              <w:rPr>
-                <w:rFonts w:ascii="Calibri" w:hAnsi="Calibri" w:cs="Calibri"/>
-                <w:b/>
-                <w:bCs/>
-              </w:rPr>
-              <w:t xml:space="preserve">                                                     </w:t>
+              <w:t xml:space="preserve">                                                   </w:t>
             </w:r>
             <w:r>
               <w:rPr>
@@ -564,7 +619,7 @@
         </w:trPr>
         <w:tc>
           <w:tcPr>
-            <w:tcW w:w="720" w:type="dxa"/>
+            <w:tcW w:w="1170" w:type="dxa"/>
             <w:tcBorders>
               <w:top w:val="nil"/>
               <w:left w:val="nil"/>
@@ -575,21 +630,18 @@
           </w:tcPr>
           <w:p>
             <w:pPr>
-              <w:pStyle w:val="ListParagraph"/>
+              <w:pStyle w:val="NoSpacing"/>
               <w:numPr>
                 <w:ilvl w:val="0"/>
-                <w:numId w:val="1"/>
+                <w:numId w:val="9"/>
               </w:numPr>
-              <w:jc w:val="both"/>
-              <w:rPr>
-                <w:rFonts w:ascii="Calibri" w:hAnsi="Calibri" w:cs="Calibri"/>
-              </w:rPr>
+              <w:jc w:val="right"/>
             </w:pPr>
           </w:p>
         </w:tc>
         <w:tc>
           <w:tcPr>
-            <w:tcW w:w="5366" w:type="dxa"/>
+            <w:tcW w:w="4991" w:type="dxa"/>
             <w:tcBorders>
               <w:top w:val="nil"/>
               <w:left w:val="single" w:sz="12" w:space="0" w:color="auto"/>
@@ -607,13 +659,27 @@
               <w:rPr>
                 <w:rFonts w:ascii="Calibri" w:hAnsi="Calibri" w:cs="Calibri"/>
               </w:rPr>
-              <w:t xml:space="preserve">{{#InvoiceItem}}{{Name}} </w:t>
+              <w:t>{{#InvoiceItem</w:t>
+            </w:r>
+            <w:proofErr w:type="gramStart"/>
+            <w:r>
+              <w:rPr>
+                <w:rFonts w:ascii="Calibri" w:hAnsi="Calibri" w:cs="Calibri"/>
+              </w:rPr>
+              <w:t>}}{</w:t>
+            </w:r>
+            <w:proofErr w:type="gramEnd"/>
+            <w:r>
+              <w:rPr>
+                <w:rFonts w:ascii="Calibri" w:hAnsi="Calibri" w:cs="Calibri"/>
+              </w:rPr>
+              <w:t xml:space="preserve">{Name}} </w:t>
             </w:r>
           </w:p>
         </w:tc>
         <w:tc>
           <w:tcPr>
-            <w:tcW w:w="5704" w:type="dxa"/>
+            <w:tcW w:w="5629" w:type="dxa"/>
             <w:tcBorders>
               <w:top w:val="nil"/>
               <w:left w:val="single" w:sz="12" w:space="0" w:color="auto"/>
@@ -623,7 +689,7 @@
           </w:tcPr>
           <w:p>
             <w:pPr>
-              <w:jc w:val="both"/>
+              <w:jc w:val="right"/>
               <w:rPr>
                 <w:rFonts w:ascii="Calibri" w:hAnsi="Calibri" w:cs="Calibri"/>
               </w:rPr>
@@ -663,7 +729,7 @@
           </w:p>
           <w:p>
             <w:pPr>
-              <w:jc w:val="both"/>
+              <w:jc w:val="right"/>
               <w:rPr>
                 <w:rFonts w:ascii="Calibri" w:hAnsi="Calibri" w:cs="Calibri"/>
                 <w:color w:val="156082" w:themeColor="accent1"/>
@@ -710,7 +776,7 @@
         </w:trPr>
         <w:tc>
           <w:tcPr>
-            <w:tcW w:w="720" w:type="dxa"/>
+            <w:tcW w:w="1170" w:type="dxa"/>
             <w:tcBorders>
               <w:top w:val="nil"/>
               <w:left w:val="nil"/>
@@ -721,8 +787,6 @@
           </w:tcPr>
           <w:p>
             <w:pPr>
-              <w:ind w:left="360"/>
-              <w:jc w:val="both"/>
               <w:rPr>
                 <w:rFonts w:ascii="Calibri" w:hAnsi="Calibri" w:cs="Calibri"/>
               </w:rPr>
@@ -731,7 +795,7 @@
         </w:tc>
         <w:tc>
           <w:tcPr>
-            <w:tcW w:w="5366" w:type="dxa"/>
+            <w:tcW w:w="4991" w:type="dxa"/>
             <w:tcBorders>
               <w:top w:val="nil"/>
               <w:left w:val="single" w:sz="12" w:space="0" w:color="auto"/>
@@ -749,7 +813,7 @@
         </w:tc>
         <w:tc>
           <w:tcPr>
-            <w:tcW w:w="5704" w:type="dxa"/>
+            <w:tcW w:w="5629" w:type="dxa"/>
             <w:tcBorders>
               <w:top w:val="nil"/>
               <w:left w:val="single" w:sz="12" w:space="0" w:color="auto"/>
@@ -759,7 +823,7 @@
           </w:tcPr>
           <w:p>
             <w:pPr>
-              <w:jc w:val="both"/>
+              <w:jc w:val="right"/>
               <w:rPr>
                 <w:rFonts w:ascii="Calibri" w:hAnsi="Calibri" w:cs="Calibri"/>
                 <w:color w:val="156082" w:themeColor="accent1"/>
@@ -771,6 +835,7 @@
     </w:tbl>
     <w:p>
       <w:pPr>
+        <w:spacing w:after="0"/>
         <w:jc w:val="both"/>
         <w:rPr>
           <w:rFonts w:ascii="Calibri" w:hAnsi="Calibri" w:cs="Calibri"/>
@@ -780,7 +845,7 @@
         <w:rPr>
           <w:rFonts w:ascii="Calibri" w:hAnsi="Calibri" w:cs="Calibri"/>
         </w:rPr>
-        <w:t xml:space="preserve">                                                                       </w:t>
+        <w:t xml:space="preserve">    </w:t>
       </w:r>
     </w:p>
     <w:tbl>
@@ -824,6 +889,7 @@
           </w:tcPr>
           <w:p>
             <w:pPr>
+              <w:jc w:val="right"/>
               <w:rPr>
                 <w:rFonts w:ascii="Calibri" w:hAnsi="Calibri" w:cs="Calibri"/>
               </w:rPr>
@@ -834,13 +900,29 @@
                 <w:b/>
                 <w:bCs/>
               </w:rPr>
-              <w:t xml:space="preserve">Invoice total:  </w:t>
-            </w:r>
-            <w:r>
-              <w:rPr>
-                <w:rFonts w:ascii="Calibri" w:hAnsi="Calibri" w:cs="Calibri"/>
-              </w:rPr>
-              <w:t>{{</w:t>
+              <w:t>Invoice total</w:t>
+            </w:r>
+            <w:proofErr w:type="gramStart"/>
+            <w:r>
+              <w:rPr>
+                <w:rFonts w:ascii="Calibri" w:hAnsi="Calibri" w:cs="Calibri"/>
+                <w:b/>
+                <w:bCs/>
+              </w:rPr>
+              <w:t xml:space="preserve">:  </w:t>
+            </w:r>
+            <w:r>
+              <w:rPr>
+                <w:rFonts w:ascii="Calibri" w:hAnsi="Calibri" w:cs="Calibri"/>
+              </w:rPr>
+              <w:t>{</w:t>
+            </w:r>
+            <w:proofErr w:type="gramEnd"/>
+            <w:r>
+              <w:rPr>
+                <w:rFonts w:ascii="Calibri" w:hAnsi="Calibri" w:cs="Calibri"/>
+              </w:rPr>
+              <w:t>{</w:t>
             </w:r>
             <w:proofErr w:type="spellStart"/>
             <w:r>
@@ -879,21 +961,37 @@
                 <w:b/>
                 <w:bCs/>
               </w:rPr>
-              <w:t xml:space="preserve">Payment received:  </w:t>
-            </w:r>
+              <w:t>Payment received:</w:t>
+            </w:r>
+            <w:proofErr w:type="gramStart"/>
             <w:r>
               <w:rPr>
                 <w:rFonts w:ascii="Calibri" w:hAnsi="Calibri" w:cs="Calibri"/>
                 <w:b/>
                 <w:bCs/>
               </w:rPr>
+              <w:t xml:space="preserve">  </w:t>
+            </w:r>
+            <w:r>
+              <w:rPr>
+                <w:rFonts w:ascii="Calibri" w:hAnsi="Calibri" w:cs="Calibri"/>
+                <w:b/>
+                <w:bCs/>
+              </w:rPr>
               <w:t xml:space="preserve"> </w:t>
             </w:r>
             <w:r>
               <w:rPr>
                 <w:rFonts w:ascii="Calibri" w:hAnsi="Calibri" w:cs="Calibri"/>
               </w:rPr>
-              <w:t>{{</w:t>
+              <w:t>{</w:t>
+            </w:r>
+            <w:proofErr w:type="gramEnd"/>
+            <w:r>
+              <w:rPr>
+                <w:rFonts w:ascii="Calibri" w:hAnsi="Calibri" w:cs="Calibri"/>
+              </w:rPr>
+              <w:t>{</w:t>
             </w:r>
             <w:proofErr w:type="spellStart"/>
             <w:r>
@@ -923,6 +1021,7 @@
           </w:tcPr>
           <w:p>
             <w:pPr>
+              <w:jc w:val="right"/>
               <w:rPr>
                 <w:rFonts w:ascii="Calibri" w:hAnsi="Calibri" w:cs="Calibri"/>
               </w:rPr>
@@ -933,7 +1032,16 @@
                 <w:b/>
                 <w:bCs/>
               </w:rPr>
-              <w:t xml:space="preserve">Payment received: </w:t>
+              <w:t>Payment received</w:t>
+            </w:r>
+            <w:proofErr w:type="gramStart"/>
+            <w:r>
+              <w:rPr>
+                <w:rFonts w:ascii="Calibri" w:hAnsi="Calibri" w:cs="Calibri"/>
+                <w:b/>
+                <w:bCs/>
+              </w:rPr>
+              <w:t xml:space="preserve">: </w:t>
             </w:r>
             <w:r>
               <w:rPr>
@@ -945,7 +1053,14 @@
               <w:rPr>
                 <w:rFonts w:ascii="Calibri" w:hAnsi="Calibri" w:cs="Calibri"/>
               </w:rPr>
-              <w:t>{{</w:t>
+              <w:t>{</w:t>
+            </w:r>
+            <w:proofErr w:type="gramEnd"/>
+            <w:r>
+              <w:rPr>
+                <w:rFonts w:ascii="Calibri" w:hAnsi="Calibri" w:cs="Calibri"/>
+              </w:rPr>
+              <w:t>{</w:t>
             </w:r>
             <w:proofErr w:type="spellStart"/>
             <w:r>
@@ -964,6 +1079,7 @@
           </w:p>
           <w:p>
             <w:pPr>
+              <w:jc w:val="right"/>
               <w:rPr>
                 <w:rFonts w:ascii="Calibri" w:hAnsi="Calibri" w:cs="Calibri"/>
                 <w:color w:val="4C94D8" w:themeColor="text2" w:themeTint="80"/>
@@ -983,7 +1099,7 @@
     <w:p>
       <w:pPr>
         <w:ind w:left="5760"/>
-        <w:jc w:val="both"/>
+        <w:jc w:val="right"/>
         <w:rPr>
           <w:rFonts w:ascii="Calibri" w:hAnsi="Calibri" w:cs="Calibri"/>
         </w:rPr>
@@ -1217,9 +1333,9 @@
 <file path=word/numbering.xml><?xml version="1.0" encoding="utf-8"?>
 <w:numbering xmlns:wpc="http://schemas.microsoft.com/office/word/2010/wordprocessingCanvas" xmlns:cx="http://schemas.microsoft.com/office/drawing/2014/chartex" xmlns:cx1="http://schemas.microsoft.com/office/drawing/2015/9/8/chartex" xmlns:cx2="http://schemas.microsoft.com/office/drawing/2015/10/21/chartex" xmlns:cx3="http://schemas.microsoft.com/office/drawing/2016/5/9/chartex" xmlns:cx4="http://schemas.microsoft.com/office/drawing/2016/5/10/chartex" xmlns:cx5="http://schemas.microsoft.com/office/drawing/2016/5/11/chartex" xmlns:cx6="http://schemas.microsoft.com/office/drawing/2016/5/12/chartex" xmlns:cx7="http://schemas.microsoft.com/office/drawing/2016/5/13/chartex" xmlns:cx8="http://schemas.microsoft.com/office/drawing/2016/5/14/chartex" xmlns:mc="http://schemas.openxmlformats.org/markup-compatibility/2006" xmlns:aink="http://schemas.microsoft.com/office/drawing/2016/ink" xmlns:am3d="http://schemas.microsoft.com/office/drawing/2017/model3d" xmlns:o="urn:schemas-microsoft-com:office:office" xmlns:oel="http://schemas.microsoft.com/office/2019/extlst" xmlns:r="http://schemas.openxmlformats.org/officeDocument/2006/relationships" xmlns:m="http://schemas.openxmlformats.org/officeDocument/2006/math" xmlns:v="urn:schemas-microsoft-com:vml" xmlns:wp14="http://schemas.microsoft.com/office/word/2010/wordprocessingDrawing" xmlns:wp="http://schemas.openxmlformats.org/drawingml/2006/wordprocessingDrawing" xmlns:w10="urn:schemas-microsoft-com:office:word" xmlns:w="http://schemas.openxmlformats.org/wordprocessingml/2006/main" xmlns:w14="http://schemas.microsoft.com/office/word/2010/wordml" xmlns:w15="http://schemas.microsoft.com/office/word/2012/wordml" xmlns:w16cex="http://schemas.microsoft.com/office/word/2018/wordml/cex" xmlns:w16cid="http://schemas.microsoft.com/office/word/2016/wordml/cid" xmlns:w16="http://schemas.microsoft.com/office/word/2018/wordml" xmlns:w16du="http://schemas.microsoft.com/office/word/2023/wordml/word16du" xmlns:w16sdtdh="http://schemas.microsoft.com/office/word/2020/wordml/sdtdatahash" xmlns:w16sdtfl="http://schemas.microsoft.com/office/word/2024/wordml/sdtformatlock" xmlns:w16se="http://schemas.microsoft.com/office/word/2015/wordml/symex" xmlns:wpg="http://schemas.microsoft.com/office/word/2010/wordprocessingGroup" xmlns:wpi="http://schemas.microsoft.com/office/word/2010/wordprocessingInk" xmlns:wne="http://schemas.microsoft.com/office/word/2006/wordml" xmlns:wps="http://schemas.microsoft.com/office/word/2010/wordprocessingShape" mc:Ignorable="w14 w15 w16se w16cid w16 w16cex w16sdtdh w16sdtfl w16du wp14">
   <w:abstractNum w:abstractNumId="0" w15:restartNumberingAfterBreak="0">
-    <w:nsid w:val="725D1FE4"/>
+    <w:nsid w:val="06E76B12"/>
     <w:multiLevelType w:val="hybridMultilevel"/>
-    <w:tmpl w:val="5220FCCA"/>
+    <w:tmpl w:val="C0A2BFC6"/>
     <w:lvl w:ilvl="0" w:tplc="0409000F">
       <w:start w:val="1"/>
       <w:numFmt w:val="decimal"/>
@@ -1302,8 +1418,735 @@
       </w:pPr>
     </w:lvl>
   </w:abstractNum>
+  <w:abstractNum w:abstractNumId="1" w15:restartNumberingAfterBreak="0">
+    <w:nsid w:val="167F3DDF"/>
+    <w:multiLevelType w:val="hybridMultilevel"/>
+    <w:tmpl w:val="2DE66098"/>
+    <w:lvl w:ilvl="0" w:tplc="1BEA286E">
+      <w:start w:val="1"/>
+      <w:numFmt w:val="decimal"/>
+      <w:lvlText w:val="%1."/>
+      <w:lvlJc w:val="left"/>
+      <w:pPr>
+        <w:ind w:left="1350" w:hanging="360"/>
+      </w:pPr>
+      <w:rPr>
+        <w:rFonts w:hint="default"/>
+      </w:rPr>
+    </w:lvl>
+    <w:lvl w:ilvl="1" w:tplc="04090019" w:tentative="1">
+      <w:start w:val="1"/>
+      <w:numFmt w:val="lowerLetter"/>
+      <w:lvlText w:val="%2."/>
+      <w:lvlJc w:val="left"/>
+      <w:pPr>
+        <w:ind w:left="2070" w:hanging="360"/>
+      </w:pPr>
+    </w:lvl>
+    <w:lvl w:ilvl="2" w:tplc="0409001B" w:tentative="1">
+      <w:start w:val="1"/>
+      <w:numFmt w:val="lowerRoman"/>
+      <w:lvlText w:val="%3."/>
+      <w:lvlJc w:val="right"/>
+      <w:pPr>
+        <w:ind w:left="2790" w:hanging="180"/>
+      </w:pPr>
+    </w:lvl>
+    <w:lvl w:ilvl="3" w:tplc="0409000F" w:tentative="1">
+      <w:start w:val="1"/>
+      <w:numFmt w:val="decimal"/>
+      <w:lvlText w:val="%4."/>
+      <w:lvlJc w:val="left"/>
+      <w:pPr>
+        <w:ind w:left="3510" w:hanging="360"/>
+      </w:pPr>
+    </w:lvl>
+    <w:lvl w:ilvl="4" w:tplc="04090019" w:tentative="1">
+      <w:start w:val="1"/>
+      <w:numFmt w:val="lowerLetter"/>
+      <w:lvlText w:val="%5."/>
+      <w:lvlJc w:val="left"/>
+      <w:pPr>
+        <w:ind w:left="4230" w:hanging="360"/>
+      </w:pPr>
+    </w:lvl>
+    <w:lvl w:ilvl="5" w:tplc="0409001B" w:tentative="1">
+      <w:start w:val="1"/>
+      <w:numFmt w:val="lowerRoman"/>
+      <w:lvlText w:val="%6."/>
+      <w:lvlJc w:val="right"/>
+      <w:pPr>
+        <w:ind w:left="4950" w:hanging="180"/>
+      </w:pPr>
+    </w:lvl>
+    <w:lvl w:ilvl="6" w:tplc="0409000F" w:tentative="1">
+      <w:start w:val="1"/>
+      <w:numFmt w:val="decimal"/>
+      <w:lvlText w:val="%7."/>
+      <w:lvlJc w:val="left"/>
+      <w:pPr>
+        <w:ind w:left="5670" w:hanging="360"/>
+      </w:pPr>
+    </w:lvl>
+    <w:lvl w:ilvl="7" w:tplc="04090019" w:tentative="1">
+      <w:start w:val="1"/>
+      <w:numFmt w:val="lowerLetter"/>
+      <w:lvlText w:val="%8."/>
+      <w:lvlJc w:val="left"/>
+      <w:pPr>
+        <w:ind w:left="6390" w:hanging="360"/>
+      </w:pPr>
+    </w:lvl>
+    <w:lvl w:ilvl="8" w:tplc="0409001B" w:tentative="1">
+      <w:start w:val="1"/>
+      <w:numFmt w:val="lowerRoman"/>
+      <w:lvlText w:val="%9."/>
+      <w:lvlJc w:val="right"/>
+      <w:pPr>
+        <w:ind w:left="7110" w:hanging="180"/>
+      </w:pPr>
+    </w:lvl>
+  </w:abstractNum>
+  <w:abstractNum w:abstractNumId="2" w15:restartNumberingAfterBreak="0">
+    <w:nsid w:val="1BBB78A3"/>
+    <w:multiLevelType w:val="hybridMultilevel"/>
+    <w:tmpl w:val="697AE73E"/>
+    <w:lvl w:ilvl="0" w:tplc="1BEA286E">
+      <w:start w:val="1"/>
+      <w:numFmt w:val="decimal"/>
+      <w:lvlText w:val="%1."/>
+      <w:lvlJc w:val="left"/>
+      <w:pPr>
+        <w:ind w:left="720" w:hanging="360"/>
+      </w:pPr>
+      <w:rPr>
+        <w:rFonts w:hint="default"/>
+      </w:rPr>
+    </w:lvl>
+    <w:lvl w:ilvl="1" w:tplc="04090019" w:tentative="1">
+      <w:start w:val="1"/>
+      <w:numFmt w:val="lowerLetter"/>
+      <w:lvlText w:val="%2."/>
+      <w:lvlJc w:val="left"/>
+      <w:pPr>
+        <w:ind w:left="1440" w:hanging="360"/>
+      </w:pPr>
+    </w:lvl>
+    <w:lvl w:ilvl="2" w:tplc="0409001B" w:tentative="1">
+      <w:start w:val="1"/>
+      <w:numFmt w:val="lowerRoman"/>
+      <w:lvlText w:val="%3."/>
+      <w:lvlJc w:val="right"/>
+      <w:pPr>
+        <w:ind w:left="2160" w:hanging="180"/>
+      </w:pPr>
+    </w:lvl>
+    <w:lvl w:ilvl="3" w:tplc="0409000F" w:tentative="1">
+      <w:start w:val="1"/>
+      <w:numFmt w:val="decimal"/>
+      <w:lvlText w:val="%4."/>
+      <w:lvlJc w:val="left"/>
+      <w:pPr>
+        <w:ind w:left="2880" w:hanging="360"/>
+      </w:pPr>
+    </w:lvl>
+    <w:lvl w:ilvl="4" w:tplc="04090019" w:tentative="1">
+      <w:start w:val="1"/>
+      <w:numFmt w:val="lowerLetter"/>
+      <w:lvlText w:val="%5."/>
+      <w:lvlJc w:val="left"/>
+      <w:pPr>
+        <w:ind w:left="3600" w:hanging="360"/>
+      </w:pPr>
+    </w:lvl>
+    <w:lvl w:ilvl="5" w:tplc="0409001B" w:tentative="1">
+      <w:start w:val="1"/>
+      <w:numFmt w:val="lowerRoman"/>
+      <w:lvlText w:val="%6."/>
+      <w:lvlJc w:val="right"/>
+      <w:pPr>
+        <w:ind w:left="4320" w:hanging="180"/>
+      </w:pPr>
+    </w:lvl>
+    <w:lvl w:ilvl="6" w:tplc="0409000F" w:tentative="1">
+      <w:start w:val="1"/>
+      <w:numFmt w:val="decimal"/>
+      <w:lvlText w:val="%7."/>
+      <w:lvlJc w:val="left"/>
+      <w:pPr>
+        <w:ind w:left="5040" w:hanging="360"/>
+      </w:pPr>
+    </w:lvl>
+    <w:lvl w:ilvl="7" w:tplc="04090019" w:tentative="1">
+      <w:start w:val="1"/>
+      <w:numFmt w:val="lowerLetter"/>
+      <w:lvlText w:val="%8."/>
+      <w:lvlJc w:val="left"/>
+      <w:pPr>
+        <w:ind w:left="5760" w:hanging="360"/>
+      </w:pPr>
+    </w:lvl>
+    <w:lvl w:ilvl="8" w:tplc="0409001B" w:tentative="1">
+      <w:start w:val="1"/>
+      <w:numFmt w:val="lowerRoman"/>
+      <w:lvlText w:val="%9."/>
+      <w:lvlJc w:val="right"/>
+      <w:pPr>
+        <w:ind w:left="6480" w:hanging="180"/>
+      </w:pPr>
+    </w:lvl>
+  </w:abstractNum>
+  <w:abstractNum w:abstractNumId="3" w15:restartNumberingAfterBreak="0">
+    <w:nsid w:val="2A703959"/>
+    <w:multiLevelType w:val="hybridMultilevel"/>
+    <w:tmpl w:val="54D26162"/>
+    <w:lvl w:ilvl="0" w:tplc="1BEA286E">
+      <w:start w:val="1"/>
+      <w:numFmt w:val="decimal"/>
+      <w:lvlText w:val="%1."/>
+      <w:lvlJc w:val="left"/>
+      <w:pPr>
+        <w:ind w:left="630" w:hanging="360"/>
+      </w:pPr>
+      <w:rPr>
+        <w:rFonts w:hint="default"/>
+      </w:rPr>
+    </w:lvl>
+    <w:lvl w:ilvl="1" w:tplc="04090019" w:tentative="1">
+      <w:start w:val="1"/>
+      <w:numFmt w:val="lowerLetter"/>
+      <w:lvlText w:val="%2."/>
+      <w:lvlJc w:val="left"/>
+      <w:pPr>
+        <w:ind w:left="1350" w:hanging="360"/>
+      </w:pPr>
+    </w:lvl>
+    <w:lvl w:ilvl="2" w:tplc="0409001B" w:tentative="1">
+      <w:start w:val="1"/>
+      <w:numFmt w:val="lowerRoman"/>
+      <w:lvlText w:val="%3."/>
+      <w:lvlJc w:val="right"/>
+      <w:pPr>
+        <w:ind w:left="2070" w:hanging="180"/>
+      </w:pPr>
+    </w:lvl>
+    <w:lvl w:ilvl="3" w:tplc="0409000F" w:tentative="1">
+      <w:start w:val="1"/>
+      <w:numFmt w:val="decimal"/>
+      <w:lvlText w:val="%4."/>
+      <w:lvlJc w:val="left"/>
+      <w:pPr>
+        <w:ind w:left="2790" w:hanging="360"/>
+      </w:pPr>
+    </w:lvl>
+    <w:lvl w:ilvl="4" w:tplc="04090019" w:tentative="1">
+      <w:start w:val="1"/>
+      <w:numFmt w:val="lowerLetter"/>
+      <w:lvlText w:val="%5."/>
+      <w:lvlJc w:val="left"/>
+      <w:pPr>
+        <w:ind w:left="3510" w:hanging="360"/>
+      </w:pPr>
+    </w:lvl>
+    <w:lvl w:ilvl="5" w:tplc="0409001B" w:tentative="1">
+      <w:start w:val="1"/>
+      <w:numFmt w:val="lowerRoman"/>
+      <w:lvlText w:val="%6."/>
+      <w:lvlJc w:val="right"/>
+      <w:pPr>
+        <w:ind w:left="4230" w:hanging="180"/>
+      </w:pPr>
+    </w:lvl>
+    <w:lvl w:ilvl="6" w:tplc="0409000F" w:tentative="1">
+      <w:start w:val="1"/>
+      <w:numFmt w:val="decimal"/>
+      <w:lvlText w:val="%7."/>
+      <w:lvlJc w:val="left"/>
+      <w:pPr>
+        <w:ind w:left="4950" w:hanging="360"/>
+      </w:pPr>
+    </w:lvl>
+    <w:lvl w:ilvl="7" w:tplc="04090019" w:tentative="1">
+      <w:start w:val="1"/>
+      <w:numFmt w:val="lowerLetter"/>
+      <w:lvlText w:val="%8."/>
+      <w:lvlJc w:val="left"/>
+      <w:pPr>
+        <w:ind w:left="5670" w:hanging="360"/>
+      </w:pPr>
+    </w:lvl>
+    <w:lvl w:ilvl="8" w:tplc="0409001B" w:tentative="1">
+      <w:start w:val="1"/>
+      <w:numFmt w:val="lowerRoman"/>
+      <w:lvlText w:val="%9."/>
+      <w:lvlJc w:val="right"/>
+      <w:pPr>
+        <w:ind w:left="6390" w:hanging="180"/>
+      </w:pPr>
+    </w:lvl>
+  </w:abstractNum>
+  <w:abstractNum w:abstractNumId="4" w15:restartNumberingAfterBreak="0">
+    <w:nsid w:val="2C630E59"/>
+    <w:multiLevelType w:val="hybridMultilevel"/>
+    <w:tmpl w:val="392245F2"/>
+    <w:lvl w:ilvl="0" w:tplc="0409000F">
+      <w:start w:val="1"/>
+      <w:numFmt w:val="decimal"/>
+      <w:lvlText w:val="%1."/>
+      <w:lvlJc w:val="left"/>
+      <w:pPr>
+        <w:ind w:left="720" w:hanging="360"/>
+      </w:pPr>
+    </w:lvl>
+    <w:lvl w:ilvl="1" w:tplc="04090019" w:tentative="1">
+      <w:start w:val="1"/>
+      <w:numFmt w:val="lowerLetter"/>
+      <w:lvlText w:val="%2."/>
+      <w:lvlJc w:val="left"/>
+      <w:pPr>
+        <w:ind w:left="1440" w:hanging="360"/>
+      </w:pPr>
+    </w:lvl>
+    <w:lvl w:ilvl="2" w:tplc="0409001B" w:tentative="1">
+      <w:start w:val="1"/>
+      <w:numFmt w:val="lowerRoman"/>
+      <w:lvlText w:val="%3."/>
+      <w:lvlJc w:val="right"/>
+      <w:pPr>
+        <w:ind w:left="2160" w:hanging="180"/>
+      </w:pPr>
+    </w:lvl>
+    <w:lvl w:ilvl="3" w:tplc="0409000F" w:tentative="1">
+      <w:start w:val="1"/>
+      <w:numFmt w:val="decimal"/>
+      <w:lvlText w:val="%4."/>
+      <w:lvlJc w:val="left"/>
+      <w:pPr>
+        <w:ind w:left="2880" w:hanging="360"/>
+      </w:pPr>
+    </w:lvl>
+    <w:lvl w:ilvl="4" w:tplc="04090019" w:tentative="1">
+      <w:start w:val="1"/>
+      <w:numFmt w:val="lowerLetter"/>
+      <w:lvlText w:val="%5."/>
+      <w:lvlJc w:val="left"/>
+      <w:pPr>
+        <w:ind w:left="3600" w:hanging="360"/>
+      </w:pPr>
+    </w:lvl>
+    <w:lvl w:ilvl="5" w:tplc="0409001B" w:tentative="1">
+      <w:start w:val="1"/>
+      <w:numFmt w:val="lowerRoman"/>
+      <w:lvlText w:val="%6."/>
+      <w:lvlJc w:val="right"/>
+      <w:pPr>
+        <w:ind w:left="4320" w:hanging="180"/>
+      </w:pPr>
+    </w:lvl>
+    <w:lvl w:ilvl="6" w:tplc="0409000F" w:tentative="1">
+      <w:start w:val="1"/>
+      <w:numFmt w:val="decimal"/>
+      <w:lvlText w:val="%7."/>
+      <w:lvlJc w:val="left"/>
+      <w:pPr>
+        <w:ind w:left="5040" w:hanging="360"/>
+      </w:pPr>
+    </w:lvl>
+    <w:lvl w:ilvl="7" w:tplc="04090019" w:tentative="1">
+      <w:start w:val="1"/>
+      <w:numFmt w:val="lowerLetter"/>
+      <w:lvlText w:val="%8."/>
+      <w:lvlJc w:val="left"/>
+      <w:pPr>
+        <w:ind w:left="5760" w:hanging="360"/>
+      </w:pPr>
+    </w:lvl>
+    <w:lvl w:ilvl="8" w:tplc="0409001B" w:tentative="1">
+      <w:start w:val="1"/>
+      <w:numFmt w:val="lowerRoman"/>
+      <w:lvlText w:val="%9."/>
+      <w:lvlJc w:val="right"/>
+      <w:pPr>
+        <w:ind w:left="6480" w:hanging="180"/>
+      </w:pPr>
+    </w:lvl>
+  </w:abstractNum>
+  <w:abstractNum w:abstractNumId="5" w15:restartNumberingAfterBreak="0">
+    <w:nsid w:val="586B4EA6"/>
+    <w:multiLevelType w:val="hybridMultilevel"/>
+    <w:tmpl w:val="DAD0E62C"/>
+    <w:lvl w:ilvl="0" w:tplc="0409000F">
+      <w:start w:val="1"/>
+      <w:numFmt w:val="decimal"/>
+      <w:lvlText w:val="%1."/>
+      <w:lvlJc w:val="left"/>
+      <w:pPr>
+        <w:ind w:left="1350" w:hanging="360"/>
+      </w:pPr>
+    </w:lvl>
+    <w:lvl w:ilvl="1" w:tplc="04090019" w:tentative="1">
+      <w:start w:val="1"/>
+      <w:numFmt w:val="lowerLetter"/>
+      <w:lvlText w:val="%2."/>
+      <w:lvlJc w:val="left"/>
+      <w:pPr>
+        <w:ind w:left="2070" w:hanging="360"/>
+      </w:pPr>
+    </w:lvl>
+    <w:lvl w:ilvl="2" w:tplc="0409001B" w:tentative="1">
+      <w:start w:val="1"/>
+      <w:numFmt w:val="lowerRoman"/>
+      <w:lvlText w:val="%3."/>
+      <w:lvlJc w:val="right"/>
+      <w:pPr>
+        <w:ind w:left="2790" w:hanging="180"/>
+      </w:pPr>
+    </w:lvl>
+    <w:lvl w:ilvl="3" w:tplc="0409000F" w:tentative="1">
+      <w:start w:val="1"/>
+      <w:numFmt w:val="decimal"/>
+      <w:lvlText w:val="%4."/>
+      <w:lvlJc w:val="left"/>
+      <w:pPr>
+        <w:ind w:left="3510" w:hanging="360"/>
+      </w:pPr>
+    </w:lvl>
+    <w:lvl w:ilvl="4" w:tplc="04090019" w:tentative="1">
+      <w:start w:val="1"/>
+      <w:numFmt w:val="lowerLetter"/>
+      <w:lvlText w:val="%5."/>
+      <w:lvlJc w:val="left"/>
+      <w:pPr>
+        <w:ind w:left="4230" w:hanging="360"/>
+      </w:pPr>
+    </w:lvl>
+    <w:lvl w:ilvl="5" w:tplc="0409001B" w:tentative="1">
+      <w:start w:val="1"/>
+      <w:numFmt w:val="lowerRoman"/>
+      <w:lvlText w:val="%6."/>
+      <w:lvlJc w:val="right"/>
+      <w:pPr>
+        <w:ind w:left="4950" w:hanging="180"/>
+      </w:pPr>
+    </w:lvl>
+    <w:lvl w:ilvl="6" w:tplc="0409000F" w:tentative="1">
+      <w:start w:val="1"/>
+      <w:numFmt w:val="decimal"/>
+      <w:lvlText w:val="%7."/>
+      <w:lvlJc w:val="left"/>
+      <w:pPr>
+        <w:ind w:left="5670" w:hanging="360"/>
+      </w:pPr>
+    </w:lvl>
+    <w:lvl w:ilvl="7" w:tplc="04090019" w:tentative="1">
+      <w:start w:val="1"/>
+      <w:numFmt w:val="lowerLetter"/>
+      <w:lvlText w:val="%8."/>
+      <w:lvlJc w:val="left"/>
+      <w:pPr>
+        <w:ind w:left="6390" w:hanging="360"/>
+      </w:pPr>
+    </w:lvl>
+    <w:lvl w:ilvl="8" w:tplc="0409001B" w:tentative="1">
+      <w:start w:val="1"/>
+      <w:numFmt w:val="lowerRoman"/>
+      <w:lvlText w:val="%9."/>
+      <w:lvlJc w:val="right"/>
+      <w:pPr>
+        <w:ind w:left="7110" w:hanging="180"/>
+      </w:pPr>
+    </w:lvl>
+  </w:abstractNum>
+  <w:abstractNum w:abstractNumId="6" w15:restartNumberingAfterBreak="0">
+    <w:nsid w:val="6BAD0B32"/>
+    <w:multiLevelType w:val="hybridMultilevel"/>
+    <w:tmpl w:val="680E53A4"/>
+    <w:lvl w:ilvl="0" w:tplc="0409000F">
+      <w:start w:val="1"/>
+      <w:numFmt w:val="decimal"/>
+      <w:lvlText w:val="%1."/>
+      <w:lvlJc w:val="left"/>
+      <w:pPr>
+        <w:ind w:left="1350" w:hanging="360"/>
+      </w:pPr>
+    </w:lvl>
+    <w:lvl w:ilvl="1" w:tplc="04090019" w:tentative="1">
+      <w:start w:val="1"/>
+      <w:numFmt w:val="lowerLetter"/>
+      <w:lvlText w:val="%2."/>
+      <w:lvlJc w:val="left"/>
+      <w:pPr>
+        <w:ind w:left="2070" w:hanging="360"/>
+      </w:pPr>
+    </w:lvl>
+    <w:lvl w:ilvl="2" w:tplc="0409001B" w:tentative="1">
+      <w:start w:val="1"/>
+      <w:numFmt w:val="lowerRoman"/>
+      <w:lvlText w:val="%3."/>
+      <w:lvlJc w:val="right"/>
+      <w:pPr>
+        <w:ind w:left="2790" w:hanging="180"/>
+      </w:pPr>
+    </w:lvl>
+    <w:lvl w:ilvl="3" w:tplc="0409000F" w:tentative="1">
+      <w:start w:val="1"/>
+      <w:numFmt w:val="decimal"/>
+      <w:lvlText w:val="%4."/>
+      <w:lvlJc w:val="left"/>
+      <w:pPr>
+        <w:ind w:left="3510" w:hanging="360"/>
+      </w:pPr>
+    </w:lvl>
+    <w:lvl w:ilvl="4" w:tplc="04090019" w:tentative="1">
+      <w:start w:val="1"/>
+      <w:numFmt w:val="lowerLetter"/>
+      <w:lvlText w:val="%5."/>
+      <w:lvlJc w:val="left"/>
+      <w:pPr>
+        <w:ind w:left="4230" w:hanging="360"/>
+      </w:pPr>
+    </w:lvl>
+    <w:lvl w:ilvl="5" w:tplc="0409001B" w:tentative="1">
+      <w:start w:val="1"/>
+      <w:numFmt w:val="lowerRoman"/>
+      <w:lvlText w:val="%6."/>
+      <w:lvlJc w:val="right"/>
+      <w:pPr>
+        <w:ind w:left="4950" w:hanging="180"/>
+      </w:pPr>
+    </w:lvl>
+    <w:lvl w:ilvl="6" w:tplc="0409000F" w:tentative="1">
+      <w:start w:val="1"/>
+      <w:numFmt w:val="decimal"/>
+      <w:lvlText w:val="%7."/>
+      <w:lvlJc w:val="left"/>
+      <w:pPr>
+        <w:ind w:left="5670" w:hanging="360"/>
+      </w:pPr>
+    </w:lvl>
+    <w:lvl w:ilvl="7" w:tplc="04090019" w:tentative="1">
+      <w:start w:val="1"/>
+      <w:numFmt w:val="lowerLetter"/>
+      <w:lvlText w:val="%8."/>
+      <w:lvlJc w:val="left"/>
+      <w:pPr>
+        <w:ind w:left="6390" w:hanging="360"/>
+      </w:pPr>
+    </w:lvl>
+    <w:lvl w:ilvl="8" w:tplc="0409001B" w:tentative="1">
+      <w:start w:val="1"/>
+      <w:numFmt w:val="lowerRoman"/>
+      <w:lvlText w:val="%9."/>
+      <w:lvlJc w:val="right"/>
+      <w:pPr>
+        <w:ind w:left="7110" w:hanging="180"/>
+      </w:pPr>
+    </w:lvl>
+  </w:abstractNum>
+  <w:abstractNum w:abstractNumId="7" w15:restartNumberingAfterBreak="0">
+    <w:nsid w:val="6FCF38E6"/>
+    <w:multiLevelType w:val="hybridMultilevel"/>
+    <w:tmpl w:val="F85A607E"/>
+    <w:lvl w:ilvl="0" w:tplc="1BEA286E">
+      <w:start w:val="1"/>
+      <w:numFmt w:val="decimal"/>
+      <w:lvlText w:val="%1."/>
+      <w:lvlJc w:val="left"/>
+      <w:pPr>
+        <w:ind w:left="1080" w:hanging="360"/>
+      </w:pPr>
+      <w:rPr>
+        <w:rFonts w:hint="default"/>
+      </w:rPr>
+    </w:lvl>
+    <w:lvl w:ilvl="1" w:tplc="04090019" w:tentative="1">
+      <w:start w:val="1"/>
+      <w:numFmt w:val="lowerLetter"/>
+      <w:lvlText w:val="%2."/>
+      <w:lvlJc w:val="left"/>
+      <w:pPr>
+        <w:ind w:left="1800" w:hanging="360"/>
+      </w:pPr>
+    </w:lvl>
+    <w:lvl w:ilvl="2" w:tplc="0409001B" w:tentative="1">
+      <w:start w:val="1"/>
+      <w:numFmt w:val="lowerRoman"/>
+      <w:lvlText w:val="%3."/>
+      <w:lvlJc w:val="right"/>
+      <w:pPr>
+        <w:ind w:left="2520" w:hanging="180"/>
+      </w:pPr>
+    </w:lvl>
+    <w:lvl w:ilvl="3" w:tplc="0409000F" w:tentative="1">
+      <w:start w:val="1"/>
+      <w:numFmt w:val="decimal"/>
+      <w:lvlText w:val="%4."/>
+      <w:lvlJc w:val="left"/>
+      <w:pPr>
+        <w:ind w:left="3240" w:hanging="360"/>
+      </w:pPr>
+    </w:lvl>
+    <w:lvl w:ilvl="4" w:tplc="04090019" w:tentative="1">
+      <w:start w:val="1"/>
+      <w:numFmt w:val="lowerLetter"/>
+      <w:lvlText w:val="%5."/>
+      <w:lvlJc w:val="left"/>
+      <w:pPr>
+        <w:ind w:left="3960" w:hanging="360"/>
+      </w:pPr>
+    </w:lvl>
+    <w:lvl w:ilvl="5" w:tplc="0409001B" w:tentative="1">
+      <w:start w:val="1"/>
+      <w:numFmt w:val="lowerRoman"/>
+      <w:lvlText w:val="%6."/>
+      <w:lvlJc w:val="right"/>
+      <w:pPr>
+        <w:ind w:left="4680" w:hanging="180"/>
+      </w:pPr>
+    </w:lvl>
+    <w:lvl w:ilvl="6" w:tplc="0409000F" w:tentative="1">
+      <w:start w:val="1"/>
+      <w:numFmt w:val="decimal"/>
+      <w:lvlText w:val="%7."/>
+      <w:lvlJc w:val="left"/>
+      <w:pPr>
+        <w:ind w:left="5400" w:hanging="360"/>
+      </w:pPr>
+    </w:lvl>
+    <w:lvl w:ilvl="7" w:tplc="04090019" w:tentative="1">
+      <w:start w:val="1"/>
+      <w:numFmt w:val="lowerLetter"/>
+      <w:lvlText w:val="%8."/>
+      <w:lvlJc w:val="left"/>
+      <w:pPr>
+        <w:ind w:left="6120" w:hanging="360"/>
+      </w:pPr>
+    </w:lvl>
+    <w:lvl w:ilvl="8" w:tplc="0409001B" w:tentative="1">
+      <w:start w:val="1"/>
+      <w:numFmt w:val="lowerRoman"/>
+      <w:lvlText w:val="%9."/>
+      <w:lvlJc w:val="right"/>
+      <w:pPr>
+        <w:ind w:left="6840" w:hanging="180"/>
+      </w:pPr>
+    </w:lvl>
+  </w:abstractNum>
+  <w:abstractNum w:abstractNumId="8" w15:restartNumberingAfterBreak="0">
+    <w:nsid w:val="725D1FE4"/>
+    <w:multiLevelType w:val="hybridMultilevel"/>
+    <w:tmpl w:val="E88ABC8C"/>
+    <w:lvl w:ilvl="0" w:tplc="1BEA286E">
+      <w:start w:val="1"/>
+      <w:numFmt w:val="decimal"/>
+      <w:lvlText w:val="%1."/>
+      <w:lvlJc w:val="left"/>
+      <w:pPr>
+        <w:ind w:left="720" w:hanging="360"/>
+      </w:pPr>
+      <w:rPr>
+        <w:rFonts w:hint="default"/>
+      </w:rPr>
+    </w:lvl>
+    <w:lvl w:ilvl="1" w:tplc="04090019" w:tentative="1">
+      <w:start w:val="1"/>
+      <w:numFmt w:val="lowerLetter"/>
+      <w:lvlText w:val="%2."/>
+      <w:lvlJc w:val="left"/>
+      <w:pPr>
+        <w:ind w:left="1440" w:hanging="360"/>
+      </w:pPr>
+    </w:lvl>
+    <w:lvl w:ilvl="2" w:tplc="0409001B" w:tentative="1">
+      <w:start w:val="1"/>
+      <w:numFmt w:val="lowerRoman"/>
+      <w:lvlText w:val="%3."/>
+      <w:lvlJc w:val="right"/>
+      <w:pPr>
+        <w:ind w:left="2160" w:hanging="180"/>
+      </w:pPr>
+    </w:lvl>
+    <w:lvl w:ilvl="3" w:tplc="0409000F" w:tentative="1">
+      <w:start w:val="1"/>
+      <w:numFmt w:val="decimal"/>
+      <w:lvlText w:val="%4."/>
+      <w:lvlJc w:val="left"/>
+      <w:pPr>
+        <w:ind w:left="2880" w:hanging="360"/>
+      </w:pPr>
+    </w:lvl>
+    <w:lvl w:ilvl="4" w:tplc="04090019" w:tentative="1">
+      <w:start w:val="1"/>
+      <w:numFmt w:val="lowerLetter"/>
+      <w:lvlText w:val="%5."/>
+      <w:lvlJc w:val="left"/>
+      <w:pPr>
+        <w:ind w:left="3600" w:hanging="360"/>
+      </w:pPr>
+    </w:lvl>
+    <w:lvl w:ilvl="5" w:tplc="0409001B" w:tentative="1">
+      <w:start w:val="1"/>
+      <w:numFmt w:val="lowerRoman"/>
+      <w:lvlText w:val="%6."/>
+      <w:lvlJc w:val="right"/>
+      <w:pPr>
+        <w:ind w:left="4320" w:hanging="180"/>
+      </w:pPr>
+    </w:lvl>
+    <w:lvl w:ilvl="6" w:tplc="0409000F" w:tentative="1">
+      <w:start w:val="1"/>
+      <w:numFmt w:val="decimal"/>
+      <w:lvlText w:val="%7."/>
+      <w:lvlJc w:val="left"/>
+      <w:pPr>
+        <w:ind w:left="5040" w:hanging="360"/>
+      </w:pPr>
+    </w:lvl>
+    <w:lvl w:ilvl="7" w:tplc="04090019" w:tentative="1">
+      <w:start w:val="1"/>
+      <w:numFmt w:val="lowerLetter"/>
+      <w:lvlText w:val="%8."/>
+      <w:lvlJc w:val="left"/>
+      <w:pPr>
+        <w:ind w:left="5760" w:hanging="360"/>
+      </w:pPr>
+    </w:lvl>
+    <w:lvl w:ilvl="8" w:tplc="0409001B" w:tentative="1">
+      <w:start w:val="1"/>
+      <w:numFmt w:val="lowerRoman"/>
+      <w:lvlText w:val="%9."/>
+      <w:lvlJc w:val="right"/>
+      <w:pPr>
+        <w:ind w:left="6480" w:hanging="180"/>
+      </w:pPr>
+    </w:lvl>
+  </w:abstractNum>
   <w:num w:numId="1" w16cid:durableId="385376875">
+    <w:abstractNumId w:val="8"/>
+  </w:num>
+  <w:num w:numId="2" w16cid:durableId="48578616">
+    <w:abstractNumId w:val="7"/>
+  </w:num>
+  <w:num w:numId="3" w16cid:durableId="2116122920">
+    <w:abstractNumId w:val="2"/>
+  </w:num>
+  <w:num w:numId="4" w16cid:durableId="1441878878">
+    <w:abstractNumId w:val="3"/>
+  </w:num>
+  <w:num w:numId="5" w16cid:durableId="431511374">
+    <w:abstractNumId w:val="1"/>
+  </w:num>
+  <w:num w:numId="6" w16cid:durableId="1635672349">
+    <w:abstractNumId w:val="5"/>
+  </w:num>
+  <w:num w:numId="7" w16cid:durableId="2080977492">
+    <w:abstractNumId w:val="6"/>
+  </w:num>
+  <w:num w:numId="8" w16cid:durableId="1914896880">
     <w:abstractNumId w:val="0"/>
+  </w:num>
+  <w:num w:numId="9" w16cid:durableId="322244899">
+    <w:abstractNumId w:val="4"/>
   </w:num>
 </w:numbering>
 </file>
@@ -2287,6 +3130,15 @@
         <w:insideV w:val="single" w:sz="4" w:space="0" w:color="auto"/>
       </w:tblBorders>
     </w:tblPr>
+  </w:style>
+  <w:style w:type="paragraph" w:styleId="NoSpacing">
+    <w:name w:val="No Spacing"/>
+    <w:uiPriority w:val="1"/>
+    <w:qFormat/>
+    <w:rsid w:val="00112745"/>
+    <w:pPr>
+      <w:spacing w:after="0" w:line="240" w:lineRule="auto"/>
+    </w:pPr>
   </w:style>
 </w:styles>
 </file>

--- a/PHOCS-Docgentemplates/ReceiptTemplate.docx
+++ b/PHOCS-Docgentemplates/ReceiptTemplate.docx
@@ -479,8 +479,8 @@
         <w:tblLook w:val="04A0" w:firstRow="1" w:lastRow="0" w:firstColumn="1" w:lastColumn="0" w:noHBand="0" w:noVBand="1"/>
       </w:tblPr>
       <w:tblGrid>
-        <w:gridCol w:w="1170"/>
-        <w:gridCol w:w="4991"/>
+        <w:gridCol w:w="990"/>
+        <w:gridCol w:w="5171"/>
         <w:gridCol w:w="5629"/>
       </w:tblGrid>
       <w:tr>
@@ -489,7 +489,7 @@
         </w:trPr>
         <w:tc>
           <w:tcPr>
-            <w:tcW w:w="1170" w:type="dxa"/>
+            <w:tcW w:w="990" w:type="dxa"/>
             <w:tcBorders>
               <w:top w:val="nil"/>
               <w:left w:val="nil"/>
@@ -500,6 +500,7 @@
           </w:tcPr>
           <w:p>
             <w:pPr>
+              <w:ind w:right="-144"/>
               <w:jc w:val="center"/>
               <w:rPr>
                 <w:rFonts w:ascii="Calibri" w:hAnsi="Calibri" w:cs="Calibri"/>
@@ -530,7 +531,7 @@
         </w:tc>
         <w:tc>
           <w:tcPr>
-            <w:tcW w:w="4991" w:type="dxa"/>
+            <w:tcW w:w="5171" w:type="dxa"/>
             <w:tcBorders>
               <w:top w:val="nil"/>
               <w:left w:val="nil"/>
@@ -619,7 +620,7 @@
         </w:trPr>
         <w:tc>
           <w:tcPr>
-            <w:tcW w:w="1170" w:type="dxa"/>
+            <w:tcW w:w="990" w:type="dxa"/>
             <w:tcBorders>
               <w:top w:val="nil"/>
               <w:left w:val="nil"/>
@@ -633,15 +634,16 @@
               <w:pStyle w:val="NoSpacing"/>
               <w:numPr>
                 <w:ilvl w:val="0"/>
-                <w:numId w:val="9"/>
+                <w:numId w:val="15"/>
               </w:numPr>
+              <w:ind w:right="-144"/>
               <w:jc w:val="right"/>
             </w:pPr>
           </w:p>
         </w:tc>
         <w:tc>
           <w:tcPr>
-            <w:tcW w:w="4991" w:type="dxa"/>
+            <w:tcW w:w="5171" w:type="dxa"/>
             <w:tcBorders>
               <w:top w:val="nil"/>
               <w:left w:val="single" w:sz="12" w:space="0" w:color="auto"/>
@@ -776,7 +778,7 @@
         </w:trPr>
         <w:tc>
           <w:tcPr>
-            <w:tcW w:w="1170" w:type="dxa"/>
+            <w:tcW w:w="990" w:type="dxa"/>
             <w:tcBorders>
               <w:top w:val="nil"/>
               <w:left w:val="nil"/>
@@ -795,7 +797,7 @@
         </w:tc>
         <w:tc>
           <w:tcPr>
-            <w:tcW w:w="4991" w:type="dxa"/>
+            <w:tcW w:w="5171" w:type="dxa"/>
             <w:tcBorders>
               <w:top w:val="nil"/>
               <w:left w:val="single" w:sz="12" w:space="0" w:color="auto"/>
@@ -1419,6 +1421,92 @@
     </w:lvl>
   </w:abstractNum>
   <w:abstractNum w:abstractNumId="1" w15:restartNumberingAfterBreak="0">
+    <w:nsid w:val="09AE0F0F"/>
+    <w:multiLevelType w:val="hybridMultilevel"/>
+    <w:tmpl w:val="BF2813AA"/>
+    <w:lvl w:ilvl="0" w:tplc="0409000F">
+      <w:start w:val="1"/>
+      <w:numFmt w:val="decimal"/>
+      <w:lvlText w:val="%1."/>
+      <w:lvlJc w:val="left"/>
+      <w:pPr>
+        <w:ind w:left="720" w:hanging="360"/>
+      </w:pPr>
+    </w:lvl>
+    <w:lvl w:ilvl="1" w:tplc="04090019" w:tentative="1">
+      <w:start w:val="1"/>
+      <w:numFmt w:val="lowerLetter"/>
+      <w:lvlText w:val="%2."/>
+      <w:lvlJc w:val="left"/>
+      <w:pPr>
+        <w:ind w:left="1440" w:hanging="360"/>
+      </w:pPr>
+    </w:lvl>
+    <w:lvl w:ilvl="2" w:tplc="0409001B" w:tentative="1">
+      <w:start w:val="1"/>
+      <w:numFmt w:val="lowerRoman"/>
+      <w:lvlText w:val="%3."/>
+      <w:lvlJc w:val="right"/>
+      <w:pPr>
+        <w:ind w:left="2160" w:hanging="180"/>
+      </w:pPr>
+    </w:lvl>
+    <w:lvl w:ilvl="3" w:tplc="0409000F" w:tentative="1">
+      <w:start w:val="1"/>
+      <w:numFmt w:val="decimal"/>
+      <w:lvlText w:val="%4."/>
+      <w:lvlJc w:val="left"/>
+      <w:pPr>
+        <w:ind w:left="2880" w:hanging="360"/>
+      </w:pPr>
+    </w:lvl>
+    <w:lvl w:ilvl="4" w:tplc="04090019" w:tentative="1">
+      <w:start w:val="1"/>
+      <w:numFmt w:val="lowerLetter"/>
+      <w:lvlText w:val="%5."/>
+      <w:lvlJc w:val="left"/>
+      <w:pPr>
+        <w:ind w:left="3600" w:hanging="360"/>
+      </w:pPr>
+    </w:lvl>
+    <w:lvl w:ilvl="5" w:tplc="0409001B" w:tentative="1">
+      <w:start w:val="1"/>
+      <w:numFmt w:val="lowerRoman"/>
+      <w:lvlText w:val="%6."/>
+      <w:lvlJc w:val="right"/>
+      <w:pPr>
+        <w:ind w:left="4320" w:hanging="180"/>
+      </w:pPr>
+    </w:lvl>
+    <w:lvl w:ilvl="6" w:tplc="0409000F" w:tentative="1">
+      <w:start w:val="1"/>
+      <w:numFmt w:val="decimal"/>
+      <w:lvlText w:val="%7."/>
+      <w:lvlJc w:val="left"/>
+      <w:pPr>
+        <w:ind w:left="5040" w:hanging="360"/>
+      </w:pPr>
+    </w:lvl>
+    <w:lvl w:ilvl="7" w:tplc="04090019" w:tentative="1">
+      <w:start w:val="1"/>
+      <w:numFmt w:val="lowerLetter"/>
+      <w:lvlText w:val="%8."/>
+      <w:lvlJc w:val="left"/>
+      <w:pPr>
+        <w:ind w:left="5760" w:hanging="360"/>
+      </w:pPr>
+    </w:lvl>
+    <w:lvl w:ilvl="8" w:tplc="0409001B" w:tentative="1">
+      <w:start w:val="1"/>
+      <w:numFmt w:val="lowerRoman"/>
+      <w:lvlText w:val="%9."/>
+      <w:lvlJc w:val="right"/>
+      <w:pPr>
+        <w:ind w:left="6480" w:hanging="180"/>
+      </w:pPr>
+    </w:lvl>
+  </w:abstractNum>
+  <w:abstractNum w:abstractNumId="2" w15:restartNumberingAfterBreak="0">
     <w:nsid w:val="167F3DDF"/>
     <w:multiLevelType w:val="hybridMultilevel"/>
     <w:tmpl w:val="2DE66098"/>
@@ -1507,7 +1595,7 @@
       </w:pPr>
     </w:lvl>
   </w:abstractNum>
-  <w:abstractNum w:abstractNumId="2" w15:restartNumberingAfterBreak="0">
+  <w:abstractNum w:abstractNumId="3" w15:restartNumberingAfterBreak="0">
     <w:nsid w:val="1BBB78A3"/>
     <w:multiLevelType w:val="hybridMultilevel"/>
     <w:tmpl w:val="697AE73E"/>
@@ -1596,7 +1684,93 @@
       </w:pPr>
     </w:lvl>
   </w:abstractNum>
-  <w:abstractNum w:abstractNumId="3" w15:restartNumberingAfterBreak="0">
+  <w:abstractNum w:abstractNumId="4" w15:restartNumberingAfterBreak="0">
+    <w:nsid w:val="210C1415"/>
+    <w:multiLevelType w:val="hybridMultilevel"/>
+    <w:tmpl w:val="4D263A5C"/>
+    <w:lvl w:ilvl="0" w:tplc="0409000F">
+      <w:start w:val="1"/>
+      <w:numFmt w:val="decimal"/>
+      <w:lvlText w:val="%1."/>
+      <w:lvlJc w:val="left"/>
+      <w:pPr>
+        <w:ind w:left="720" w:hanging="360"/>
+      </w:pPr>
+    </w:lvl>
+    <w:lvl w:ilvl="1" w:tplc="04090019" w:tentative="1">
+      <w:start w:val="1"/>
+      <w:numFmt w:val="lowerLetter"/>
+      <w:lvlText w:val="%2."/>
+      <w:lvlJc w:val="left"/>
+      <w:pPr>
+        <w:ind w:left="1440" w:hanging="360"/>
+      </w:pPr>
+    </w:lvl>
+    <w:lvl w:ilvl="2" w:tplc="0409001B" w:tentative="1">
+      <w:start w:val="1"/>
+      <w:numFmt w:val="lowerRoman"/>
+      <w:lvlText w:val="%3."/>
+      <w:lvlJc w:val="right"/>
+      <w:pPr>
+        <w:ind w:left="2160" w:hanging="180"/>
+      </w:pPr>
+    </w:lvl>
+    <w:lvl w:ilvl="3" w:tplc="0409000F" w:tentative="1">
+      <w:start w:val="1"/>
+      <w:numFmt w:val="decimal"/>
+      <w:lvlText w:val="%4."/>
+      <w:lvlJc w:val="left"/>
+      <w:pPr>
+        <w:ind w:left="2880" w:hanging="360"/>
+      </w:pPr>
+    </w:lvl>
+    <w:lvl w:ilvl="4" w:tplc="04090019" w:tentative="1">
+      <w:start w:val="1"/>
+      <w:numFmt w:val="lowerLetter"/>
+      <w:lvlText w:val="%5."/>
+      <w:lvlJc w:val="left"/>
+      <w:pPr>
+        <w:ind w:left="3600" w:hanging="360"/>
+      </w:pPr>
+    </w:lvl>
+    <w:lvl w:ilvl="5" w:tplc="0409001B" w:tentative="1">
+      <w:start w:val="1"/>
+      <w:numFmt w:val="lowerRoman"/>
+      <w:lvlText w:val="%6."/>
+      <w:lvlJc w:val="right"/>
+      <w:pPr>
+        <w:ind w:left="4320" w:hanging="180"/>
+      </w:pPr>
+    </w:lvl>
+    <w:lvl w:ilvl="6" w:tplc="0409000F" w:tentative="1">
+      <w:start w:val="1"/>
+      <w:numFmt w:val="decimal"/>
+      <w:lvlText w:val="%7."/>
+      <w:lvlJc w:val="left"/>
+      <w:pPr>
+        <w:ind w:left="5040" w:hanging="360"/>
+      </w:pPr>
+    </w:lvl>
+    <w:lvl w:ilvl="7" w:tplc="04090019" w:tentative="1">
+      <w:start w:val="1"/>
+      <w:numFmt w:val="lowerLetter"/>
+      <w:lvlText w:val="%8."/>
+      <w:lvlJc w:val="left"/>
+      <w:pPr>
+        <w:ind w:left="5760" w:hanging="360"/>
+      </w:pPr>
+    </w:lvl>
+    <w:lvl w:ilvl="8" w:tplc="0409001B" w:tentative="1">
+      <w:start w:val="1"/>
+      <w:numFmt w:val="lowerRoman"/>
+      <w:lvlText w:val="%9."/>
+      <w:lvlJc w:val="right"/>
+      <w:pPr>
+        <w:ind w:left="6480" w:hanging="180"/>
+      </w:pPr>
+    </w:lvl>
+  </w:abstractNum>
+  <w:abstractNum w:abstractNumId="5" w15:restartNumberingAfterBreak="0">
     <w:nsid w:val="2A703959"/>
     <w:multiLevelType w:val="hybridMultilevel"/>
     <w:tmpl w:val="54D26162"/>
@@ -1685,7 +1859,7 @@
       </w:pPr>
     </w:lvl>
   </w:abstractNum>
-  <w:abstractNum w:abstractNumId="4" w15:restartNumberingAfterBreak="0">
+  <w:abstractNum w:abstractNumId="6" w15:restartNumberingAfterBreak="0">
     <w:nsid w:val="2C630E59"/>
     <w:multiLevelType w:val="hybridMultilevel"/>
     <w:tmpl w:val="392245F2"/>
@@ -1771,7 +1945,93 @@
       </w:pPr>
     </w:lvl>
   </w:abstractNum>
-  <w:abstractNum w:abstractNumId="5" w15:restartNumberingAfterBreak="0">
+  <w:abstractNum w:abstractNumId="7" w15:restartNumberingAfterBreak="0">
+    <w:nsid w:val="4567363B"/>
+    <w:multiLevelType w:val="hybridMultilevel"/>
+    <w:tmpl w:val="624EC194"/>
+    <w:lvl w:ilvl="0" w:tplc="0409000F">
+      <w:start w:val="1"/>
+      <w:numFmt w:val="decimal"/>
+      <w:lvlText w:val="%1."/>
+      <w:lvlJc w:val="left"/>
+      <w:pPr>
+        <w:ind w:left="1440" w:hanging="360"/>
+      </w:pPr>
+    </w:lvl>
+    <w:lvl w:ilvl="1" w:tplc="04090019" w:tentative="1">
+      <w:start w:val="1"/>
+      <w:numFmt w:val="lowerLetter"/>
+      <w:lvlText w:val="%2."/>
+      <w:lvlJc w:val="left"/>
+      <w:pPr>
+        <w:ind w:left="2160" w:hanging="360"/>
+      </w:pPr>
+    </w:lvl>
+    <w:lvl w:ilvl="2" w:tplc="0409001B" w:tentative="1">
+      <w:start w:val="1"/>
+      <w:numFmt w:val="lowerRoman"/>
+      <w:lvlText w:val="%3."/>
+      <w:lvlJc w:val="right"/>
+      <w:pPr>
+        <w:ind w:left="2880" w:hanging="180"/>
+      </w:pPr>
+    </w:lvl>
+    <w:lvl w:ilvl="3" w:tplc="0409000F" w:tentative="1">
+      <w:start w:val="1"/>
+      <w:numFmt w:val="decimal"/>
+      <w:lvlText w:val="%4."/>
+      <w:lvlJc w:val="left"/>
+      <w:pPr>
+        <w:ind w:left="3600" w:hanging="360"/>
+      </w:pPr>
+    </w:lvl>
+    <w:lvl w:ilvl="4" w:tplc="04090019" w:tentative="1">
+      <w:start w:val="1"/>
+      <w:numFmt w:val="lowerLetter"/>
+      <w:lvlText w:val="%5."/>
+      <w:lvlJc w:val="left"/>
+      <w:pPr>
+        <w:ind w:left="4320" w:hanging="360"/>
+      </w:pPr>
+    </w:lvl>
+    <w:lvl w:ilvl="5" w:tplc="0409001B" w:tentative="1">
+      <w:start w:val="1"/>
+      <w:numFmt w:val="lowerRoman"/>
+      <w:lvlText w:val="%6."/>
+      <w:lvlJc w:val="right"/>
+      <w:pPr>
+        <w:ind w:left="5040" w:hanging="180"/>
+      </w:pPr>
+    </w:lvl>
+    <w:lvl w:ilvl="6" w:tplc="0409000F" w:tentative="1">
+      <w:start w:val="1"/>
+      <w:numFmt w:val="decimal"/>
+      <w:lvlText w:val="%7."/>
+      <w:lvlJc w:val="left"/>
+      <w:pPr>
+        <w:ind w:left="5760" w:hanging="360"/>
+      </w:pPr>
+    </w:lvl>
+    <w:lvl w:ilvl="7" w:tplc="04090019" w:tentative="1">
+      <w:start w:val="1"/>
+      <w:numFmt w:val="lowerLetter"/>
+      <w:lvlText w:val="%8."/>
+      <w:lvlJc w:val="left"/>
+      <w:pPr>
+        <w:ind w:left="6480" w:hanging="360"/>
+      </w:pPr>
+    </w:lvl>
+    <w:lvl w:ilvl="8" w:tplc="0409001B" w:tentative="1">
+      <w:start w:val="1"/>
+      <w:numFmt w:val="lowerRoman"/>
+      <w:lvlText w:val="%9."/>
+      <w:lvlJc w:val="right"/>
+      <w:pPr>
+        <w:ind w:left="7200" w:hanging="180"/>
+      </w:pPr>
+    </w:lvl>
+  </w:abstractNum>
+  <w:abstractNum w:abstractNumId="8" w15:restartNumberingAfterBreak="0">
     <w:nsid w:val="586B4EA6"/>
     <w:multiLevelType w:val="hybridMultilevel"/>
     <w:tmpl w:val="DAD0E62C"/>
@@ -1857,7 +2117,7 @@
       </w:pPr>
     </w:lvl>
   </w:abstractNum>
-  <w:abstractNum w:abstractNumId="6" w15:restartNumberingAfterBreak="0">
+  <w:abstractNum w:abstractNumId="9" w15:restartNumberingAfterBreak="0">
     <w:nsid w:val="6BAD0B32"/>
     <w:multiLevelType w:val="hybridMultilevel"/>
     <w:tmpl w:val="680E53A4"/>
@@ -1943,7 +2203,7 @@
       </w:pPr>
     </w:lvl>
   </w:abstractNum>
-  <w:abstractNum w:abstractNumId="7" w15:restartNumberingAfterBreak="0">
+  <w:abstractNum w:abstractNumId="10" w15:restartNumberingAfterBreak="0">
     <w:nsid w:val="6FCF38E6"/>
     <w:multiLevelType w:val="hybridMultilevel"/>
     <w:tmpl w:val="F85A607E"/>
@@ -2032,7 +2292,7 @@
       </w:pPr>
     </w:lvl>
   </w:abstractNum>
-  <w:abstractNum w:abstractNumId="8" w15:restartNumberingAfterBreak="0">
+  <w:abstractNum w:abstractNumId="11" w15:restartNumberingAfterBreak="0">
     <w:nsid w:val="725D1FE4"/>
     <w:multiLevelType w:val="hybridMultilevel"/>
     <w:tmpl w:val="E88ABC8C"/>
@@ -2121,32 +2381,308 @@
       </w:pPr>
     </w:lvl>
   </w:abstractNum>
+  <w:abstractNum w:abstractNumId="12" w15:restartNumberingAfterBreak="0">
+    <w:nsid w:val="72753AD5"/>
+    <w:multiLevelType w:val="hybridMultilevel"/>
+    <w:tmpl w:val="6534DC1E"/>
+    <w:lvl w:ilvl="0" w:tplc="0409000F">
+      <w:start w:val="1"/>
+      <w:numFmt w:val="decimal"/>
+      <w:lvlText w:val="%1."/>
+      <w:lvlJc w:val="left"/>
+      <w:pPr>
+        <w:ind w:left="1440" w:hanging="360"/>
+      </w:pPr>
+    </w:lvl>
+    <w:lvl w:ilvl="1" w:tplc="04090019" w:tentative="1">
+      <w:start w:val="1"/>
+      <w:numFmt w:val="lowerLetter"/>
+      <w:lvlText w:val="%2."/>
+      <w:lvlJc w:val="left"/>
+      <w:pPr>
+        <w:ind w:left="2160" w:hanging="360"/>
+      </w:pPr>
+    </w:lvl>
+    <w:lvl w:ilvl="2" w:tplc="0409001B" w:tentative="1">
+      <w:start w:val="1"/>
+      <w:numFmt w:val="lowerRoman"/>
+      <w:lvlText w:val="%3."/>
+      <w:lvlJc w:val="right"/>
+      <w:pPr>
+        <w:ind w:left="2880" w:hanging="180"/>
+      </w:pPr>
+    </w:lvl>
+    <w:lvl w:ilvl="3" w:tplc="0409000F" w:tentative="1">
+      <w:start w:val="1"/>
+      <w:numFmt w:val="decimal"/>
+      <w:lvlText w:val="%4."/>
+      <w:lvlJc w:val="left"/>
+      <w:pPr>
+        <w:ind w:left="3600" w:hanging="360"/>
+      </w:pPr>
+    </w:lvl>
+    <w:lvl w:ilvl="4" w:tplc="04090019" w:tentative="1">
+      <w:start w:val="1"/>
+      <w:numFmt w:val="lowerLetter"/>
+      <w:lvlText w:val="%5."/>
+      <w:lvlJc w:val="left"/>
+      <w:pPr>
+        <w:ind w:left="4320" w:hanging="360"/>
+      </w:pPr>
+    </w:lvl>
+    <w:lvl w:ilvl="5" w:tplc="0409001B" w:tentative="1">
+      <w:start w:val="1"/>
+      <w:numFmt w:val="lowerRoman"/>
+      <w:lvlText w:val="%6."/>
+      <w:lvlJc w:val="right"/>
+      <w:pPr>
+        <w:ind w:left="5040" w:hanging="180"/>
+      </w:pPr>
+    </w:lvl>
+    <w:lvl w:ilvl="6" w:tplc="0409000F" w:tentative="1">
+      <w:start w:val="1"/>
+      <w:numFmt w:val="decimal"/>
+      <w:lvlText w:val="%7."/>
+      <w:lvlJc w:val="left"/>
+      <w:pPr>
+        <w:ind w:left="5760" w:hanging="360"/>
+      </w:pPr>
+    </w:lvl>
+    <w:lvl w:ilvl="7" w:tplc="04090019" w:tentative="1">
+      <w:start w:val="1"/>
+      <w:numFmt w:val="lowerLetter"/>
+      <w:lvlText w:val="%8."/>
+      <w:lvlJc w:val="left"/>
+      <w:pPr>
+        <w:ind w:left="6480" w:hanging="360"/>
+      </w:pPr>
+    </w:lvl>
+    <w:lvl w:ilvl="8" w:tplc="0409001B" w:tentative="1">
+      <w:start w:val="1"/>
+      <w:numFmt w:val="lowerRoman"/>
+      <w:lvlText w:val="%9."/>
+      <w:lvlJc w:val="right"/>
+      <w:pPr>
+        <w:ind w:left="7200" w:hanging="180"/>
+      </w:pPr>
+    </w:lvl>
+  </w:abstractNum>
+  <w:abstractNum w:abstractNumId="13" w15:restartNumberingAfterBreak="0">
+    <w:nsid w:val="77123616"/>
+    <w:multiLevelType w:val="hybridMultilevel"/>
+    <w:tmpl w:val="2D92B4FC"/>
+    <w:lvl w:ilvl="0" w:tplc="0409000F">
+      <w:start w:val="1"/>
+      <w:numFmt w:val="decimal"/>
+      <w:lvlText w:val="%1."/>
+      <w:lvlJc w:val="left"/>
+      <w:pPr>
+        <w:ind w:left="1440" w:hanging="360"/>
+      </w:pPr>
+    </w:lvl>
+    <w:lvl w:ilvl="1" w:tplc="04090019" w:tentative="1">
+      <w:start w:val="1"/>
+      <w:numFmt w:val="lowerLetter"/>
+      <w:lvlText w:val="%2."/>
+      <w:lvlJc w:val="left"/>
+      <w:pPr>
+        <w:ind w:left="2160" w:hanging="360"/>
+      </w:pPr>
+    </w:lvl>
+    <w:lvl w:ilvl="2" w:tplc="0409001B" w:tentative="1">
+      <w:start w:val="1"/>
+      <w:numFmt w:val="lowerRoman"/>
+      <w:lvlText w:val="%3."/>
+      <w:lvlJc w:val="right"/>
+      <w:pPr>
+        <w:ind w:left="2880" w:hanging="180"/>
+      </w:pPr>
+    </w:lvl>
+    <w:lvl w:ilvl="3" w:tplc="0409000F" w:tentative="1">
+      <w:start w:val="1"/>
+      <w:numFmt w:val="decimal"/>
+      <w:lvlText w:val="%4."/>
+      <w:lvlJc w:val="left"/>
+      <w:pPr>
+        <w:ind w:left="3600" w:hanging="360"/>
+      </w:pPr>
+    </w:lvl>
+    <w:lvl w:ilvl="4" w:tplc="04090019" w:tentative="1">
+      <w:start w:val="1"/>
+      <w:numFmt w:val="lowerLetter"/>
+      <w:lvlText w:val="%5."/>
+      <w:lvlJc w:val="left"/>
+      <w:pPr>
+        <w:ind w:left="4320" w:hanging="360"/>
+      </w:pPr>
+    </w:lvl>
+    <w:lvl w:ilvl="5" w:tplc="0409001B" w:tentative="1">
+      <w:start w:val="1"/>
+      <w:numFmt w:val="lowerRoman"/>
+      <w:lvlText w:val="%6."/>
+      <w:lvlJc w:val="right"/>
+      <w:pPr>
+        <w:ind w:left="5040" w:hanging="180"/>
+      </w:pPr>
+    </w:lvl>
+    <w:lvl w:ilvl="6" w:tplc="0409000F" w:tentative="1">
+      <w:start w:val="1"/>
+      <w:numFmt w:val="decimal"/>
+      <w:lvlText w:val="%7."/>
+      <w:lvlJc w:val="left"/>
+      <w:pPr>
+        <w:ind w:left="5760" w:hanging="360"/>
+      </w:pPr>
+    </w:lvl>
+    <w:lvl w:ilvl="7" w:tplc="04090019" w:tentative="1">
+      <w:start w:val="1"/>
+      <w:numFmt w:val="lowerLetter"/>
+      <w:lvlText w:val="%8."/>
+      <w:lvlJc w:val="left"/>
+      <w:pPr>
+        <w:ind w:left="6480" w:hanging="360"/>
+      </w:pPr>
+    </w:lvl>
+    <w:lvl w:ilvl="8" w:tplc="0409001B" w:tentative="1">
+      <w:start w:val="1"/>
+      <w:numFmt w:val="lowerRoman"/>
+      <w:lvlText w:val="%9."/>
+      <w:lvlJc w:val="right"/>
+      <w:pPr>
+        <w:ind w:left="7200" w:hanging="180"/>
+      </w:pPr>
+    </w:lvl>
+  </w:abstractNum>
+  <w:abstractNum w:abstractNumId="14" w15:restartNumberingAfterBreak="0">
+    <w:nsid w:val="79C5570D"/>
+    <w:multiLevelType w:val="hybridMultilevel"/>
+    <w:tmpl w:val="A67A1D5C"/>
+    <w:lvl w:ilvl="0" w:tplc="0409000F">
+      <w:start w:val="1"/>
+      <w:numFmt w:val="decimal"/>
+      <w:lvlText w:val="%1."/>
+      <w:lvlJc w:val="left"/>
+      <w:pPr>
+        <w:ind w:left="720" w:hanging="360"/>
+      </w:pPr>
+    </w:lvl>
+    <w:lvl w:ilvl="1" w:tplc="04090019" w:tentative="1">
+      <w:start w:val="1"/>
+      <w:numFmt w:val="lowerLetter"/>
+      <w:lvlText w:val="%2."/>
+      <w:lvlJc w:val="left"/>
+      <w:pPr>
+        <w:ind w:left="1440" w:hanging="360"/>
+      </w:pPr>
+    </w:lvl>
+    <w:lvl w:ilvl="2" w:tplc="0409001B" w:tentative="1">
+      <w:start w:val="1"/>
+      <w:numFmt w:val="lowerRoman"/>
+      <w:lvlText w:val="%3."/>
+      <w:lvlJc w:val="right"/>
+      <w:pPr>
+        <w:ind w:left="2160" w:hanging="180"/>
+      </w:pPr>
+    </w:lvl>
+    <w:lvl w:ilvl="3" w:tplc="0409000F" w:tentative="1">
+      <w:start w:val="1"/>
+      <w:numFmt w:val="decimal"/>
+      <w:lvlText w:val="%4."/>
+      <w:lvlJc w:val="left"/>
+      <w:pPr>
+        <w:ind w:left="2880" w:hanging="360"/>
+      </w:pPr>
+    </w:lvl>
+    <w:lvl w:ilvl="4" w:tplc="04090019" w:tentative="1">
+      <w:start w:val="1"/>
+      <w:numFmt w:val="lowerLetter"/>
+      <w:lvlText w:val="%5."/>
+      <w:lvlJc w:val="left"/>
+      <w:pPr>
+        <w:ind w:left="3600" w:hanging="360"/>
+      </w:pPr>
+    </w:lvl>
+    <w:lvl w:ilvl="5" w:tplc="0409001B" w:tentative="1">
+      <w:start w:val="1"/>
+      <w:numFmt w:val="lowerRoman"/>
+      <w:lvlText w:val="%6."/>
+      <w:lvlJc w:val="right"/>
+      <w:pPr>
+        <w:ind w:left="4320" w:hanging="180"/>
+      </w:pPr>
+    </w:lvl>
+    <w:lvl w:ilvl="6" w:tplc="0409000F" w:tentative="1">
+      <w:start w:val="1"/>
+      <w:numFmt w:val="decimal"/>
+      <w:lvlText w:val="%7."/>
+      <w:lvlJc w:val="left"/>
+      <w:pPr>
+        <w:ind w:left="5040" w:hanging="360"/>
+      </w:pPr>
+    </w:lvl>
+    <w:lvl w:ilvl="7" w:tplc="04090019" w:tentative="1">
+      <w:start w:val="1"/>
+      <w:numFmt w:val="lowerLetter"/>
+      <w:lvlText w:val="%8."/>
+      <w:lvlJc w:val="left"/>
+      <w:pPr>
+        <w:ind w:left="5760" w:hanging="360"/>
+      </w:pPr>
+    </w:lvl>
+    <w:lvl w:ilvl="8" w:tplc="0409001B" w:tentative="1">
+      <w:start w:val="1"/>
+      <w:numFmt w:val="lowerRoman"/>
+      <w:lvlText w:val="%9."/>
+      <w:lvlJc w:val="right"/>
+      <w:pPr>
+        <w:ind w:left="6480" w:hanging="180"/>
+      </w:pPr>
+    </w:lvl>
+  </w:abstractNum>
   <w:num w:numId="1" w16cid:durableId="385376875">
+    <w:abstractNumId w:val="11"/>
+  </w:num>
+  <w:num w:numId="2" w16cid:durableId="48578616">
+    <w:abstractNumId w:val="10"/>
+  </w:num>
+  <w:num w:numId="3" w16cid:durableId="2116122920">
+    <w:abstractNumId w:val="3"/>
+  </w:num>
+  <w:num w:numId="4" w16cid:durableId="1441878878">
+    <w:abstractNumId w:val="5"/>
+  </w:num>
+  <w:num w:numId="5" w16cid:durableId="431511374">
+    <w:abstractNumId w:val="2"/>
+  </w:num>
+  <w:num w:numId="6" w16cid:durableId="1635672349">
     <w:abstractNumId w:val="8"/>
   </w:num>
-  <w:num w:numId="2" w16cid:durableId="48578616">
-    <w:abstractNumId w:val="7"/>
-  </w:num>
-  <w:num w:numId="3" w16cid:durableId="2116122920">
-    <w:abstractNumId w:val="2"/>
-  </w:num>
-  <w:num w:numId="4" w16cid:durableId="1441878878">
-    <w:abstractNumId w:val="3"/>
-  </w:num>
-  <w:num w:numId="5" w16cid:durableId="431511374">
-    <w:abstractNumId w:val="1"/>
-  </w:num>
-  <w:num w:numId="6" w16cid:durableId="1635672349">
-    <w:abstractNumId w:val="5"/>
-  </w:num>
   <w:num w:numId="7" w16cid:durableId="2080977492">
-    <w:abstractNumId w:val="6"/>
+    <w:abstractNumId w:val="9"/>
   </w:num>
   <w:num w:numId="8" w16cid:durableId="1914896880">
     <w:abstractNumId w:val="0"/>
   </w:num>
   <w:num w:numId="9" w16cid:durableId="322244899">
+    <w:abstractNumId w:val="6"/>
+  </w:num>
+  <w:num w:numId="10" w16cid:durableId="910434368">
+    <w:abstractNumId w:val="12"/>
+  </w:num>
+  <w:num w:numId="11" w16cid:durableId="1804301561">
+    <w:abstractNumId w:val="7"/>
+  </w:num>
+  <w:num w:numId="12" w16cid:durableId="1813864845">
     <w:abstractNumId w:val="4"/>
+  </w:num>
+  <w:num w:numId="13" w16cid:durableId="1750156175">
+    <w:abstractNumId w:val="13"/>
+  </w:num>
+  <w:num w:numId="14" w16cid:durableId="1143111417">
+    <w:abstractNumId w:val="14"/>
+  </w:num>
+  <w:num w:numId="15" w16cid:durableId="1137066021">
+    <w:abstractNumId w:val="1"/>
   </w:num>
 </w:numbering>
 </file>

--- a/PHOCS-Docgentemplates/ReceiptTemplate.docx
+++ b/PHOCS-Docgentemplates/ReceiptTemplate.docx
@@ -518,6 +518,18 @@
               </w:rPr>
               <w:t xml:space="preserve">     </w:t>
             </w:r>
+          </w:p>
+          <w:p>
+            <w:pPr>
+              <w:ind w:right="-144"/>
+              <w:jc w:val="center"/>
+              <w:rPr>
+                <w:rFonts w:ascii="Calibri" w:hAnsi="Calibri" w:cs="Calibri"/>
+                <w:b/>
+                <w:bCs/>
+                <w:color w:val="000000" w:themeColor="text1"/>
+              </w:rPr>
+            </w:pPr>
             <w:r>
               <w:rPr>
                 <w:rFonts w:ascii="Calibri" w:hAnsi="Calibri" w:cs="Calibri"/>
@@ -542,26 +554,32 @@
           </w:tcPr>
           <w:p>
             <w:pPr>
-              <w:jc w:val="both"/>
+              <w:ind w:right="-144"/>
+              <w:jc w:val="center"/>
               <w:rPr>
                 <w:rFonts w:ascii="Calibri" w:hAnsi="Calibri" w:cs="Calibri"/>
                 <w:b/>
                 <w:bCs/>
+                <w:color w:val="000000" w:themeColor="text1"/>
               </w:rPr>
             </w:pPr>
-            <w:r>
+          </w:p>
+          <w:p>
+            <w:pPr>
+              <w:ind w:right="-144"/>
+              <w:jc w:val="center"/>
               <w:rPr>
                 <w:rFonts w:ascii="Calibri" w:hAnsi="Calibri" w:cs="Calibri"/>
                 <w:b/>
                 <w:bCs/>
               </w:rPr>
-              <w:t xml:space="preserve">  </w:t>
-            </w:r>
+            </w:pPr>
             <w:r>
               <w:rPr>
                 <w:rFonts w:ascii="Calibri" w:hAnsi="Calibri" w:cs="Calibri"/>
                 <w:b/>
                 <w:bCs/>
+                <w:color w:val="000000" w:themeColor="text1"/>
               </w:rPr>
               <w:t>Item Description</w:t>
             </w:r>
@@ -601,8 +619,18 @@
                 <w:b/>
                 <w:bCs/>
               </w:rPr>
-              <w:t xml:space="preserve">                                                   </w:t>
-            </w:r>
+              <w:t xml:space="preserve">                                                </w:t>
+            </w:r>
+          </w:p>
+          <w:p>
+            <w:pPr>
+              <w:jc w:val="right"/>
+              <w:rPr>
+                <w:rFonts w:ascii="Calibri" w:hAnsi="Calibri" w:cs="Calibri"/>
+                <w:b/>
+                <w:bCs/>
+              </w:rPr>
+            </w:pPr>
             <w:r>
               <w:rPr>
                 <w:rFonts w:ascii="Calibri" w:hAnsi="Calibri" w:cs="Calibri"/>
@@ -3995,10 +4023,6 @@
 </file>
 
 <file path=customXml/item1.xml><?xml version="1.0" encoding="utf-8"?>
-<b:Sources xmlns:b="http://schemas.openxmlformats.org/officeDocument/2006/bibliography" xmlns="http://schemas.openxmlformats.org/officeDocument/2006/bibliography" SelectedStyle="\APASixthEditionOfficeOnline.xsl" StyleName="APA" Version="6"/>
-</file>
-
-<file path=customXml/item2.xml><?xml version="1.0" encoding="utf-8"?>
 <ct:contentTypeSchema xmlns:ct="http://schemas.microsoft.com/office/2006/metadata/contentType" xmlns:ma="http://schemas.microsoft.com/office/2006/metadata/properties/metaAttributes" ct:_="" ma:_="" ma:contentTypeName="Document" ma:contentTypeID="0x01010015F16144C0593A4A82C8AE0B67DB460F" ma:contentTypeVersion="11" ma:contentTypeDescription="Create a new document." ma:contentTypeScope="" ma:versionID="4c1194c043985d9d73fd9fd33c34a361">
   <xsd:schema xmlns:xsd="http://www.w3.org/2001/XMLSchema" xmlns:xs="http://www.w3.org/2001/XMLSchema" xmlns:p="http://schemas.microsoft.com/office/2006/metadata/properties" xmlns:ns2="94d5cf59-5162-48bc-aa9b-620df72947f5" xmlns:ns3="8350b7c0-334b-4e19-bfc1-744f6a979eee" targetNamespace="http://schemas.microsoft.com/office/2006/metadata/properties" ma:root="true" ma:fieldsID="526f33de6d62635a9e37b477f3e93c98" ns2:_="" ns3:_="">
     <xsd:import namespace="94d5cf59-5162-48bc-aa9b-620df72947f5"/>
@@ -4193,7 +4217,7 @@
 </ct:contentTypeSchema>
 </file>
 
-<file path=customXml/item3.xml><?xml version="1.0" encoding="utf-8"?>
+<file path=customXml/item2.xml><?xml version="1.0" encoding="utf-8"?>
 <?mso-contentType ?>
 <FormTemplates xmlns="http://schemas.microsoft.com/sharepoint/v3/contenttype/forms">
   <Display>DocumentLibraryForm</Display>
@@ -4202,7 +4226,7 @@
 </FormTemplates>
 </file>
 
-<file path=customXml/item4.xml><?xml version="1.0" encoding="utf-8"?>
+<file path=customXml/item3.xml><?xml version="1.0" encoding="utf-8"?>
 <p:properties xmlns:p="http://schemas.microsoft.com/office/2006/metadata/properties" xmlns:xsi="http://www.w3.org/2001/XMLSchema-instance" xmlns:pc="http://schemas.microsoft.com/office/infopath/2007/PartnerControls">
   <documentManagement>
     <lcf76f155ced4ddcb4097134ff3c332f xmlns="94d5cf59-5162-48bc-aa9b-620df72947f5">
@@ -4213,15 +4237,11 @@
 </p:properties>
 </file>
 
-<file path=customXml/itemProps1.xml><?xml version="1.0" encoding="utf-8"?>
-<ds:datastoreItem xmlns:ds="http://schemas.openxmlformats.org/officeDocument/2006/customXml" ds:itemID="{4ED29D6A-D393-4B98-A0F9-4FDED2BF1747}">
-  <ds:schemaRefs>
-    <ds:schemaRef ds:uri="http://schemas.openxmlformats.org/officeDocument/2006/bibliography"/>
-  </ds:schemaRefs>
-</ds:datastoreItem>
+<file path=customXml/item4.xml><?xml version="1.0" encoding="utf-8"?>
+<b:Sources xmlns:b="http://schemas.openxmlformats.org/officeDocument/2006/bibliography" xmlns="http://schemas.openxmlformats.org/officeDocument/2006/bibliography" SelectedStyle="\APASixthEditionOfficeOnline.xsl" StyleName="APA" Version="6"/>
 </file>
 
-<file path=customXml/itemProps2.xml><?xml version="1.0" encoding="utf-8"?>
+<file path=customXml/itemProps1.xml><?xml version="1.0" encoding="utf-8"?>
 <ds:datastoreItem xmlns:ds="http://schemas.openxmlformats.org/officeDocument/2006/customXml" ds:itemID="{43082A56-8AC4-4430-A622-3903414FC80E}">
   <ds:schemaRefs>
     <ds:schemaRef ds:uri="http://schemas.microsoft.com/office/2006/metadata/contentType"/>
@@ -4240,7 +4260,7 @@
 </ds:datastoreItem>
 </file>
 
-<file path=customXml/itemProps3.xml><?xml version="1.0" encoding="utf-8"?>
+<file path=customXml/itemProps2.xml><?xml version="1.0" encoding="utf-8"?>
 <ds:datastoreItem xmlns:ds="http://schemas.openxmlformats.org/officeDocument/2006/customXml" ds:itemID="{7AEE33C5-9661-480F-959B-AFFFC66F17A8}">
   <ds:schemaRefs>
     <ds:schemaRef ds:uri="http://schemas.microsoft.com/sharepoint/v3/contenttype/forms"/>
@@ -4248,7 +4268,7 @@
 </ds:datastoreItem>
 </file>
 
-<file path=customXml/itemProps4.xml><?xml version="1.0" encoding="utf-8"?>
+<file path=customXml/itemProps3.xml><?xml version="1.0" encoding="utf-8"?>
 <ds:datastoreItem xmlns:ds="http://schemas.openxmlformats.org/officeDocument/2006/customXml" ds:itemID="{2EC7CB4F-59C4-4ED4-99F4-2816F845ACD6}">
   <ds:schemaRefs>
     <ds:schemaRef ds:uri="http://schemas.microsoft.com/office/2006/metadata/properties"/>
@@ -4257,4 +4277,12 @@
     <ds:schemaRef ds:uri="8350b7c0-334b-4e19-bfc1-744f6a979eee"/>
   </ds:schemaRefs>
 </ds:datastoreItem>
+</file>
+
+<file path=customXml/itemProps4.xml><?xml version="1.0" encoding="utf-8"?>
+<ds:datastoreItem xmlns:ds="http://schemas.openxmlformats.org/officeDocument/2006/customXml" ds:itemID="{4ED29D6A-D393-4B98-A0F9-4FDED2BF1747}">
+  <ds:schemaRefs>
+    <ds:schemaRef ds:uri="http://schemas.openxmlformats.org/officeDocument/2006/bibliography"/>
+  </ds:schemaRefs>
+</ds:datastoreItem>
 </file>